--- a/25007＿大平凜音　制作ノート.docx
+++ b/25007＿大平凜音　制作ノート.docx
@@ -5,98 +5,177 @@
     <w:p>
       <w:pPr>
         <w:rPr>
+          <w:rFonts w:ascii="Arial Unicode MS" w:hAnsi="Arial Unicode MS" w:cs="Arial Unicode MS" w:hint="eastAsia"/>
+          <w:sz w:val="40"/>
+          <w:szCs w:val="40"/>
+        </w:rPr>
+      </w:pPr>
+      <w:r>
+        <w:rPr>
+          <w:rFonts w:ascii="Arial Unicode MS" w:hAnsi="Arial Unicode MS" w:cs="Arial Unicode MS" w:hint="eastAsia"/>
+          <w:sz w:val="40"/>
+          <w:szCs w:val="40"/>
+        </w:rPr>
+        <w:t>制作ノート</w:t>
+      </w:r>
+      <w:r>
+        <w:rPr>
           <w:rFonts w:ascii="Arial Unicode MS" w:hAnsi="Arial Unicode MS" w:cs="Arial Unicode MS"/>
           <w:sz w:val="40"/>
           <w:szCs w:val="40"/>
         </w:rPr>
-      </w:pPr>
+        <w:tab/>
+      </w:r>
+      <w:r>
+        <w:rPr>
+          <w:rFonts w:ascii="Arial Unicode MS" w:hAnsi="Arial Unicode MS" w:cs="Arial Unicode MS"/>
+          <w:sz w:val="40"/>
+          <w:szCs w:val="40"/>
+        </w:rPr>
+        <w:tab/>
+      </w:r>
+      <w:r>
+        <w:rPr>
+          <w:rFonts w:ascii="Arial Unicode MS" w:hAnsi="Arial Unicode MS" w:cs="Arial Unicode MS"/>
+          <w:sz w:val="40"/>
+          <w:szCs w:val="40"/>
+        </w:rPr>
+        <w:tab/>
+      </w:r>
+      <w:r>
+        <w:rPr>
+          <w:rFonts w:ascii="Arial Unicode MS" w:hAnsi="Arial Unicode MS" w:cs="Arial Unicode MS"/>
+          <w:sz w:val="40"/>
+          <w:szCs w:val="40"/>
+        </w:rPr>
+        <w:tab/>
+      </w:r>
+      <w:r>
+        <w:rPr>
+          <w:rFonts w:ascii="Arial Unicode MS" w:hAnsi="Arial Unicode MS" w:cs="Arial Unicode MS"/>
+          <w:sz w:val="40"/>
+          <w:szCs w:val="40"/>
+        </w:rPr>
+        <w:tab/>
+      </w:r>
+      <w:r>
+        <w:rPr>
+          <w:rFonts w:ascii="Arial Unicode MS" w:hAnsi="Arial Unicode MS" w:cs="Arial Unicode MS"/>
+          <w:sz w:val="40"/>
+          <w:szCs w:val="40"/>
+        </w:rPr>
+        <w:tab/>
+      </w:r>
+      <w:r>
+        <w:rPr>
+          <w:rFonts w:ascii="Arial Unicode MS" w:hAnsi="Arial Unicode MS" w:cs="Arial Unicode MS"/>
+          <w:sz w:val="40"/>
+          <w:szCs w:val="40"/>
+        </w:rPr>
+        <w:tab/>
+      </w:r>
+      <w:r>
+        <w:rPr>
+          <w:rFonts w:ascii="Arial Unicode MS" w:hAnsi="Arial Unicode MS" w:cs="Arial Unicode MS"/>
+          <w:sz w:val="40"/>
+          <w:szCs w:val="40"/>
+        </w:rPr>
+        <w:tab/>
+      </w:r>
       <w:r>
         <w:rPr>
           <w:rFonts w:ascii="Arial Unicode MS" w:hAnsi="Arial Unicode MS" w:cs="Arial Unicode MS" w:hint="eastAsia"/>
           <w:sz w:val="40"/>
           <w:szCs w:val="40"/>
         </w:rPr>
-        <w:t>制作ノート</w:t>
-      </w:r>
+        <w:t xml:space="preserve">　</w:t>
+      </w:r>
+    </w:p>
+    <w:p>
+      <w:pPr>
+        <w:rPr>
+          <w:rFonts w:ascii="Arial Unicode MS" w:hAnsi="Arial Unicode MS" w:cs="Arial Unicode MS" w:hint="eastAsia"/>
+        </w:rPr>
+      </w:pPr>
       <w:r>
         <w:rPr>
           <w:rFonts w:ascii="Arial Unicode MS" w:hAnsi="Arial Unicode MS" w:cs="Arial Unicode MS"/>
-          <w:sz w:val="40"/>
-          <w:szCs w:val="40"/>
         </w:rPr>
         <w:tab/>
       </w:r>
       <w:r>
         <w:rPr>
           <w:rFonts w:ascii="Arial Unicode MS" w:hAnsi="Arial Unicode MS" w:cs="Arial Unicode MS"/>
-          <w:sz w:val="40"/>
-          <w:szCs w:val="40"/>
         </w:rPr>
         <w:tab/>
       </w:r>
       <w:r>
         <w:rPr>
           <w:rFonts w:ascii="Arial Unicode MS" w:hAnsi="Arial Unicode MS" w:cs="Arial Unicode MS"/>
-          <w:sz w:val="40"/>
-          <w:szCs w:val="40"/>
         </w:rPr>
         <w:tab/>
       </w:r>
       <w:r>
         <w:rPr>
           <w:rFonts w:ascii="Arial Unicode MS" w:hAnsi="Arial Unicode MS" w:cs="Arial Unicode MS"/>
-          <w:sz w:val="40"/>
-          <w:szCs w:val="40"/>
         </w:rPr>
         <w:tab/>
       </w:r>
       <w:r>
         <w:rPr>
           <w:rFonts w:ascii="Arial Unicode MS" w:hAnsi="Arial Unicode MS" w:cs="Arial Unicode MS"/>
-          <w:sz w:val="40"/>
-          <w:szCs w:val="40"/>
         </w:rPr>
         <w:tab/>
       </w:r>
       <w:r>
         <w:rPr>
           <w:rFonts w:ascii="Arial Unicode MS" w:hAnsi="Arial Unicode MS" w:cs="Arial Unicode MS"/>
-          <w:sz w:val="40"/>
-          <w:szCs w:val="40"/>
         </w:rPr>
         <w:tab/>
       </w:r>
       <w:r>
         <w:rPr>
           <w:rFonts w:ascii="Arial Unicode MS" w:hAnsi="Arial Unicode MS" w:cs="Arial Unicode MS"/>
-          <w:sz w:val="40"/>
-          <w:szCs w:val="40"/>
         </w:rPr>
         <w:tab/>
       </w:r>
       <w:r>
         <w:rPr>
           <w:rFonts w:ascii="Arial Unicode MS" w:hAnsi="Arial Unicode MS" w:cs="Arial Unicode MS"/>
-          <w:sz w:val="40"/>
-          <w:szCs w:val="40"/>
         </w:rPr>
         <w:tab/>
       </w:r>
       <w:r>
         <w:rPr>
+          <w:rFonts w:ascii="Arial Unicode MS" w:hAnsi="Arial Unicode MS" w:cs="Arial Unicode MS"/>
+        </w:rPr>
+        <w:tab/>
+      </w:r>
+      <w:r>
+        <w:rPr>
+          <w:rFonts w:ascii="Arial Unicode MS" w:hAnsi="Arial Unicode MS" w:cs="Arial Unicode MS"/>
+        </w:rPr>
+        <w:tab/>
+      </w:r>
+      <w:r>
+        <w:rPr>
           <w:rFonts w:ascii="Arial Unicode MS" w:hAnsi="Arial Unicode MS" w:cs="Arial Unicode MS" w:hint="eastAsia"/>
-          <w:sz w:val="40"/>
-          <w:szCs w:val="40"/>
-        </w:rPr>
-        <w:t xml:space="preserve">　</w:t>
-      </w:r>
-    </w:p>
-    <w:p>
-      <w:pPr>
+        </w:rPr>
+        <w:t xml:space="preserve">　25007</w:t>
+      </w:r>
+    </w:p>
+    <w:p>
+      <w:pPr>
+        <w:rPr>
+          <w:rFonts w:ascii="Arial Unicode MS" w:hAnsi="Arial Unicode MS" w:cs="Arial Unicode MS" w:hint="eastAsia"/>
+        </w:rPr>
+      </w:pPr>
+      <w:r>
         <w:rPr>
           <w:rFonts w:ascii="Arial Unicode MS" w:hAnsi="Arial Unicode MS" w:cs="Arial Unicode MS"/>
         </w:rPr>
-      </w:pPr>
+        <w:tab/>
+      </w:r>
       <w:r>
         <w:rPr>
           <w:rFonts w:ascii="Arial Unicode MS" w:hAnsi="Arial Unicode MS" w:cs="Arial Unicode MS"/>
@@ -153,106 +232,22 @@
       </w:r>
       <w:r>
         <w:rPr>
-          <w:rFonts w:ascii="Arial Unicode MS" w:hAnsi="Arial Unicode MS" w:cs="Arial Unicode MS"/>
-        </w:rPr>
-        <w:tab/>
-      </w:r>
-      <w:r>
-        <w:rPr>
           <w:rFonts w:ascii="Arial Unicode MS" w:hAnsi="Arial Unicode MS" w:cs="Arial Unicode MS" w:hint="eastAsia"/>
         </w:rPr>
-        <w:t xml:space="preserve">　</w:t>
-      </w:r>
-      <w:r>
+        <w:t xml:space="preserve">大平凜音　　　</w:t>
+      </w:r>
+    </w:p>
+    <w:p>
+      <w:pPr>
         <w:rPr>
           <w:rFonts w:ascii="Arial Unicode MS" w:hAnsi="Arial Unicode MS" w:cs="Arial Unicode MS" w:hint="eastAsia"/>
         </w:rPr>
-        <w:t>25007</w:t>
-      </w:r>
+      </w:pPr>
     </w:p>
     <w:p>
       <w:pPr>
         <w:rPr>
           <w:rFonts w:ascii="Arial Unicode MS" w:hAnsi="Arial Unicode MS" w:cs="Arial Unicode MS" w:hint="eastAsia"/>
-        </w:rPr>
-      </w:pPr>
-      <w:r>
-        <w:rPr>
-          <w:rFonts w:ascii="Arial Unicode MS" w:hAnsi="Arial Unicode MS" w:cs="Arial Unicode MS"/>
-        </w:rPr>
-        <w:tab/>
-      </w:r>
-      <w:r>
-        <w:rPr>
-          <w:rFonts w:ascii="Arial Unicode MS" w:hAnsi="Arial Unicode MS" w:cs="Arial Unicode MS"/>
-        </w:rPr>
-        <w:tab/>
-      </w:r>
-      <w:r>
-        <w:rPr>
-          <w:rFonts w:ascii="Arial Unicode MS" w:hAnsi="Arial Unicode MS" w:cs="Arial Unicode MS"/>
-        </w:rPr>
-        <w:tab/>
-      </w:r>
-      <w:r>
-        <w:rPr>
-          <w:rFonts w:ascii="Arial Unicode MS" w:hAnsi="Arial Unicode MS" w:cs="Arial Unicode MS"/>
-        </w:rPr>
-        <w:tab/>
-      </w:r>
-      <w:r>
-        <w:rPr>
-          <w:rFonts w:ascii="Arial Unicode MS" w:hAnsi="Arial Unicode MS" w:cs="Arial Unicode MS"/>
-        </w:rPr>
-        <w:tab/>
-      </w:r>
-      <w:r>
-        <w:rPr>
-          <w:rFonts w:ascii="Arial Unicode MS" w:hAnsi="Arial Unicode MS" w:cs="Arial Unicode MS"/>
-        </w:rPr>
-        <w:tab/>
-      </w:r>
-      <w:r>
-        <w:rPr>
-          <w:rFonts w:ascii="Arial Unicode MS" w:hAnsi="Arial Unicode MS" w:cs="Arial Unicode MS"/>
-        </w:rPr>
-        <w:tab/>
-      </w:r>
-      <w:r>
-        <w:rPr>
-          <w:rFonts w:ascii="Arial Unicode MS" w:hAnsi="Arial Unicode MS" w:cs="Arial Unicode MS"/>
-        </w:rPr>
-        <w:tab/>
-      </w:r>
-      <w:r>
-        <w:rPr>
-          <w:rFonts w:ascii="Arial Unicode MS" w:hAnsi="Arial Unicode MS" w:cs="Arial Unicode MS"/>
-        </w:rPr>
-        <w:tab/>
-      </w:r>
-      <w:r>
-        <w:rPr>
-          <w:rFonts w:ascii="Arial Unicode MS" w:hAnsi="Arial Unicode MS" w:cs="Arial Unicode MS"/>
-        </w:rPr>
-        <w:tab/>
-      </w:r>
-      <w:r>
-        <w:rPr>
-          <w:rFonts w:ascii="Arial Unicode MS" w:hAnsi="Arial Unicode MS" w:cs="Arial Unicode MS" w:hint="eastAsia"/>
-        </w:rPr>
-        <w:t xml:space="preserve">大平凜音　　　</w:t>
-      </w:r>
-    </w:p>
-    <w:p>
-      <w:pPr>
-        <w:rPr>
-          <w:rFonts w:ascii="Arial Unicode MS" w:hAnsi="Arial Unicode MS" w:cs="Arial Unicode MS"/>
-        </w:rPr>
-      </w:pPr>
-    </w:p>
-    <w:p>
-      <w:pPr>
-        <w:rPr>
           <w:b/>
           <w:bCs/>
           <w:sz w:val="36"/>
@@ -269,6 +264,16 @@
         </w:rPr>
         <w:t>テーマ</w:t>
       </w:r>
+    </w:p>
+    <w:p>
+      <w:pPr>
+        <w:rPr>
+          <w:b/>
+          <w:bCs/>
+          <w:sz w:val="36"/>
+          <w:szCs w:val="36"/>
+        </w:rPr>
+      </w:pPr>
     </w:p>
     <w:p>
       <w:pPr>
@@ -279,34 +284,20 @@
         </w:numPr>
         <w:ind w:leftChars="0"/>
         <w:rPr>
-          <w:rFonts w:ascii="Calibri" w:hAnsi="Calibri" w:cs="Calibri"/>
-          <w:sz w:val="24"/>
-          <w:szCs w:val="24"/>
-        </w:rPr>
-      </w:pPr>
+          <w:rFonts w:ascii="Arial Unicode MS" w:hAnsi="Arial Unicode MS" w:cs="Arial Unicode MS" w:hint="eastAsia"/>
+        </w:rPr>
+      </w:pPr>
+      <w:r>
+        <w:rPr>
+          <w:rFonts w:ascii="Arial Unicode MS" w:eastAsia="Arial Unicode MS" w:hAnsi="Arial Unicode MS" w:cs="Arial Unicode MS"/>
+        </w:rPr>
+        <w:t>13</w:t>
+      </w:r>
       <w:r>
         <w:rPr>
           <w:rFonts w:ascii="ＭＳ 明朝" w:eastAsia="ＭＳ 明朝" w:hAnsi="ＭＳ 明朝" w:cs="ＭＳ 明朝" w:hint="eastAsia"/>
-          <w:sz w:val="24"/>
-          <w:szCs w:val="24"/>
-        </w:rPr>
-        <w:t xml:space="preserve"> </w:t>
-      </w:r>
-      <w:r>
-        <w:rPr>
-          <w:rFonts w:ascii="ＭＳ 明朝" w:eastAsia="ＭＳ 明朝" w:hAnsi="ＭＳ 明朝" w:cs="ＭＳ 明朝" w:hint="eastAsia"/>
-          <w:sz w:val="24"/>
-          <w:szCs w:val="24"/>
-        </w:rPr>
-        <w:t>福岡県の夜景紹介</w:t>
-      </w:r>
-      <w:r>
-        <w:rPr>
-          <w:rFonts w:ascii="ＭＳ 明朝" w:eastAsia="ＭＳ 明朝" w:hAnsi="ＭＳ 明朝" w:cs="ＭＳ 明朝" w:hint="eastAsia"/>
-          <w:sz w:val="24"/>
-          <w:szCs w:val="24"/>
-        </w:rPr>
-        <w:t>webページ</w:t>
+        </w:rPr>
+        <w:t>キロやせた方法webページ</w:t>
       </w:r>
     </w:p>
     <w:p>
@@ -318,61 +309,37 @@
         </w:numPr>
         <w:ind w:leftChars="0"/>
         <w:rPr>
-          <w:rFonts w:ascii="Arial Unicode MS" w:hAnsi="Arial Unicode MS" w:cs="Arial Unicode MS" w:hint="eastAsia"/>
-        </w:rPr>
-      </w:pPr>
-      <w:r>
-        <w:rPr>
-          <w:rFonts w:ascii="Arial Unicode MS" w:hAnsi="Arial Unicode MS" w:cs="Arial Unicode MS" w:hint="eastAsia"/>
-        </w:rPr>
-        <w:t xml:space="preserve"> </w:t>
-      </w:r>
+          <w:rFonts w:ascii="Calibri" w:hAnsi="Calibri" w:cs="Calibri"/>
+        </w:rPr>
+      </w:pPr>
+      <w:r>
+        <w:rPr>
+          <w:rFonts w:ascii="ＭＳ 明朝" w:eastAsia="ＭＳ 明朝" w:hAnsi="ＭＳ 明朝" w:cs="ＭＳ 明朝" w:hint="eastAsia"/>
+        </w:rPr>
+        <w:t xml:space="preserve"> 福岡県の夜景紹介webページ</w:t>
+      </w:r>
+    </w:p>
+    <w:p/>
+    <w:p>
+      <w:pPr>
+        <w:rPr>
+          <w:rFonts w:ascii="ＭＳ 明朝" w:eastAsia="ＭＳ 明朝" w:hAnsi="ＭＳ 明朝" w:cs="ＭＳ 明朝"/>
+        </w:rPr>
+      </w:pPr>
       <w:r>
         <w:rPr>
           <w:rFonts w:ascii="Arial Unicode MS" w:eastAsia="Arial Unicode MS" w:hAnsi="Arial Unicode MS" w:cs="Arial Unicode MS"/>
         </w:rPr>
-        <w:t>13</w:t>
+        <w:t>目的・</w:t>
       </w:r>
       <w:r>
         <w:rPr>
           <w:rFonts w:ascii="ＭＳ 明朝" w:eastAsia="ＭＳ 明朝" w:hAnsi="ＭＳ 明朝" w:cs="ＭＳ 明朝" w:hint="eastAsia"/>
         </w:rPr>
-        <w:t>キロやせた方法</w:t>
-      </w:r>
-      <w:r>
-        <w:rPr>
-          <w:rFonts w:ascii="ＭＳ 明朝" w:eastAsia="ＭＳ 明朝" w:hAnsi="ＭＳ 明朝" w:cs="ＭＳ 明朝" w:hint="eastAsia"/>
-        </w:rPr>
-        <w:t>webページ</w:t>
+        <w:t>背景</w:t>
       </w:r>
     </w:p>
     <w:p/>
-    <w:p>
-      <w:pPr>
-        <w:rPr>
-          <w:rFonts w:ascii="ＭＳ 明朝" w:eastAsia="ＭＳ 明朝" w:hAnsi="ＭＳ 明朝" w:cs="ＭＳ 明朝"/>
-        </w:rPr>
-      </w:pPr>
-      <w:r>
-        <w:rPr>
-          <w:rFonts w:ascii="Arial Unicode MS" w:eastAsia="Arial Unicode MS" w:hAnsi="Arial Unicode MS" w:cs="Arial Unicode MS"/>
-        </w:rPr>
-        <w:t>目的・</w:t>
-      </w:r>
-      <w:r>
-        <w:rPr>
-          <w:rFonts w:ascii="ＭＳ 明朝" w:eastAsia="ＭＳ 明朝" w:hAnsi="ＭＳ 明朝" w:cs="ＭＳ 明朝" w:hint="eastAsia"/>
-        </w:rPr>
-        <w:t>背景</w:t>
-      </w:r>
-    </w:p>
-    <w:p>
-      <w:pPr>
-        <w:rPr>
-          <w:rFonts w:hint="eastAsia"/>
-        </w:rPr>
-      </w:pPr>
-    </w:p>
     <w:p>
       <w:pPr>
         <w:pStyle w:val="a5"/>
@@ -388,10 +355,11 @@
       </w:pPr>
       <w:r>
         <w:rPr>
-          <w:b/>
-          <w:bCs/>
-        </w:rPr>
-        <w:t>福岡県内にある魅力的な夜景スポットを紹介し、多くの人に知ってもらう。</w:t>
+          <w:rFonts w:ascii="ＭＳ 明朝" w:eastAsia="ＭＳ 明朝" w:hAnsi="ＭＳ 明朝" w:cs="ＭＳ 明朝" w:hint="eastAsia"/>
+          <w:b/>
+          <w:bCs/>
+        </w:rPr>
+        <w:t>健康的な体になりたい・かっこよくなりたい・もてたいとおもっている人に向けて、減量や筋力トレーニングの方法をわかりやすく紹介。</w:t>
       </w:r>
     </w:p>
     <w:p>
@@ -401,69 +369,22 @@
       <w:r>
         <w:rPr>
           <w:rFonts w:hint="eastAsia"/>
-        </w:rPr>
-        <w:t>インターネットで調べても</w:t>
-      </w:r>
-      <w:r>
-        <w:rPr>
-          <w:rFonts w:hint="eastAsia"/>
-        </w:rPr>
-        <w:t>夜景では</w:t>
-      </w:r>
-      <w:r>
-        <w:rPr>
-          <w:rFonts w:hint="eastAsia"/>
-        </w:rPr>
-        <w:t>人気の場所しか</w:t>
-      </w:r>
-      <w:r>
-        <w:rPr>
-          <w:rFonts w:hint="eastAsia"/>
-        </w:rPr>
-        <w:t>出てこない</w:t>
-      </w:r>
-      <w:r>
-        <w:rPr>
-          <w:rFonts w:hint="eastAsia"/>
-        </w:rPr>
-        <w:t>ことが多いのであまりしられてない場所</w:t>
-      </w:r>
-      <w:r>
-        <w:rPr>
-          <w:rFonts w:hint="eastAsia"/>
-        </w:rPr>
-        <w:t>も</w:t>
-      </w:r>
-      <w:r>
-        <w:rPr>
-          <w:rFonts w:hint="eastAsia"/>
-        </w:rPr>
-        <w:t>紹介して、</w:t>
-      </w:r>
-      <w:r>
-        <w:rPr>
-          <w:rFonts w:hint="eastAsia"/>
-        </w:rPr>
-        <w:t>有名ではない</w:t>
-      </w:r>
-      <w:r>
-        <w:rPr>
-          <w:rFonts w:hint="eastAsia"/>
-        </w:rPr>
-        <w:t>魅力的な</w:t>
-      </w:r>
-      <w:r>
-        <w:rPr>
-          <w:rFonts w:hint="eastAsia"/>
-        </w:rPr>
-        <w:t>場所あることをみんなにしってほしい。</w:t>
-      </w:r>
-    </w:p>
-    <w:p>
-      <w:pPr>
-        <w:ind w:left="360"/>
-        <w:rPr>
-          <w:rFonts w:hint="eastAsia"/>
+          <w:b/>
+          <w:bCs/>
+        </w:rPr>
+        <w:t>ダイエットしたい・したのに</w:t>
+      </w:r>
+      <w:r>
+        <w:rPr>
+          <w:rFonts w:hint="eastAsia"/>
+        </w:rPr>
+        <w:t>1か月も続けられず挫折してしまう人が多いので、一歩踏み出すきっかけや続けるためのコツなどをダイエット成功した（現在もやっている）　経験から伝えたい。</w:t>
+      </w:r>
+    </w:p>
+    <w:p>
+      <w:pPr>
+        <w:rPr>
+          <w:lang w:eastAsia="ja"/>
         </w:rPr>
       </w:pPr>
     </w:p>
@@ -476,26 +397,16 @@
         </w:numPr>
         <w:ind w:leftChars="0"/>
         <w:rPr>
-          <w:rFonts w:hint="eastAsia"/>
-          <w:b/>
-          <w:bCs/>
-        </w:rPr>
-      </w:pPr>
-      <w:r>
-        <w:rPr>
-          <w:rFonts w:ascii="ＭＳ 明朝" w:eastAsia="ＭＳ 明朝" w:hAnsi="ＭＳ 明朝" w:cs="ＭＳ 明朝" w:hint="eastAsia"/>
-          <w:b/>
-          <w:bCs/>
-        </w:rPr>
-        <w:t>健康的な体になりたい・かっこよくなりたい・もてたいとおもっている人に向けて</w:t>
-      </w:r>
-      <w:r>
-        <w:rPr>
-          <w:rFonts w:ascii="ＭＳ 明朝" w:eastAsia="ＭＳ 明朝" w:hAnsi="ＭＳ 明朝" w:cs="ＭＳ 明朝" w:hint="eastAsia"/>
-          <w:b/>
-          <w:bCs/>
-        </w:rPr>
-        <w:t>、減量や筋力トレーニングの方法をわかりやすく紹介。</w:t>
+          <w:b/>
+          <w:bCs/>
+        </w:rPr>
+      </w:pPr>
+      <w:r>
+        <w:rPr>
+          <w:b/>
+          <w:bCs/>
+        </w:rPr>
+        <w:t>福岡県内にある魅力的な夜景スポットを紹介し、多くの人に知ってもらう。</w:t>
       </w:r>
     </w:p>
     <w:p>
@@ -505,29 +416,65 @@
       <w:r>
         <w:rPr>
           <w:rFonts w:hint="eastAsia"/>
-          <w:b/>
-          <w:bCs/>
-        </w:rPr>
-        <w:t>ダイエットしたい・したのに</w:t>
-      </w:r>
-      <w:r>
-        <w:rPr>
-          <w:rFonts w:hint="eastAsia"/>
-        </w:rPr>
-        <w:t>1</w:t>
-      </w:r>
-      <w:r>
-        <w:rPr>
-          <w:rFonts w:hint="eastAsia"/>
-        </w:rPr>
-        <w:t>か月も続けられず挫折してしまう人が多いので、一歩踏み出すきっかけや続けるためのコツなどをダイエット成功した（現在もやっている）　経験から伝えたい。</w:t>
-      </w:r>
-    </w:p>
-    <w:p>
-      <w:pPr>
-        <w:ind w:left="360"/>
-      </w:pPr>
-    </w:p>
+        </w:rPr>
+        <w:t>インターネットで調べても</w:t>
+      </w:r>
+      <w:r>
+        <w:rPr>
+          <w:rFonts w:hint="eastAsia"/>
+        </w:rPr>
+        <w:t>夜景では</w:t>
+      </w:r>
+      <w:r>
+        <w:rPr>
+          <w:rFonts w:hint="eastAsia"/>
+        </w:rPr>
+        <w:t>人気の場所しか</w:t>
+      </w:r>
+      <w:r>
+        <w:rPr>
+          <w:rFonts w:hint="eastAsia"/>
+        </w:rPr>
+        <w:t>出てこない</w:t>
+      </w:r>
+      <w:r>
+        <w:rPr>
+          <w:rFonts w:hint="eastAsia"/>
+        </w:rPr>
+        <w:t>ことが多いのであまりしられてない場所</w:t>
+      </w:r>
+      <w:r>
+        <w:rPr>
+          <w:rFonts w:hint="eastAsia"/>
+        </w:rPr>
+        <w:t>も</w:t>
+      </w:r>
+      <w:r>
+        <w:rPr>
+          <w:rFonts w:hint="eastAsia"/>
+        </w:rPr>
+        <w:t>紹介して、</w:t>
+      </w:r>
+      <w:r>
+        <w:rPr>
+          <w:rFonts w:hint="eastAsia"/>
+        </w:rPr>
+        <w:t>有名ではない</w:t>
+      </w:r>
+      <w:r>
+        <w:rPr>
+          <w:rFonts w:hint="eastAsia"/>
+        </w:rPr>
+        <w:t>魅力的な</w:t>
+      </w:r>
+      <w:r>
+        <w:rPr>
+          <w:rFonts w:hint="eastAsia"/>
+        </w:rPr>
+        <w:t>場所あることをみんなにしってほしい。</w:t>
+      </w:r>
+    </w:p>
+    <w:p/>
     <w:p>
       <w:pPr>
         <w:ind w:left="360"/>
@@ -552,25 +499,13 @@
         <w:rPr>
           <w:rFonts w:hint="eastAsia"/>
         </w:rPr>
-        <w:t>10</w:t>
-      </w:r>
-      <w:r>
-        <w:rPr>
-          <w:rFonts w:hint="eastAsia"/>
-        </w:rPr>
-        <w:t>代～</w:t>
-      </w:r>
-      <w:r>
-        <w:rPr>
-          <w:rFonts w:hint="eastAsia"/>
-        </w:rPr>
-        <w:t>30</w:t>
-      </w:r>
-      <w:r>
-        <w:rPr>
-          <w:rFonts w:hint="eastAsia"/>
-        </w:rPr>
-        <w:t>代</w:t>
+        <w:t>10代～</w:t>
+      </w:r>
+      <w:r>
+        <w:rPr>
+          <w:rFonts w:hint="eastAsia"/>
+        </w:rPr>
+        <w:t>30代</w:t>
       </w:r>
     </w:p>
     <w:p>
@@ -586,30 +521,16 @@
         <w:rPr>
           <w:rFonts w:hint="eastAsia"/>
         </w:rPr>
-        <w:t>10</w:t>
-      </w:r>
-      <w:r>
-        <w:rPr>
-          <w:rFonts w:hint="eastAsia"/>
-        </w:rPr>
-        <w:t>代～</w:t>
+        <w:t>10代～</w:t>
       </w:r>
     </w:p>
     <w:p>
       <w:pPr>
         <w:pStyle w:val="a5"/>
         <w:ind w:leftChars="0" w:left="720"/>
-        <w:rPr>
-          <w:rFonts w:hint="eastAsia"/>
-        </w:rPr>
-      </w:pPr>
-    </w:p>
-    <w:p>
-      <w:pPr>
-        <w:rPr>
-          <w:rFonts w:hint="eastAsia"/>
-        </w:rPr>
-      </w:pPr>
+      </w:pPr>
+    </w:p>
+    <w:p>
       <w:r>
         <w:rPr>
           <w:rFonts w:ascii="ＭＳ 明朝" w:eastAsia="ＭＳ 明朝" w:hAnsi="ＭＳ 明朝" w:cs="ＭＳ 明朝" w:hint="eastAsia"/>
@@ -654,25 +575,7 @@
           <w:rPr>
             <w:rStyle w:val="a6"/>
           </w:rPr>
-          <w:t>Z</w:t>
-        </w:r>
-        <w:r>
-          <w:rPr>
-            <w:rStyle w:val="a6"/>
-          </w:rPr>
-          <w:t>世代ナイトタ</w:t>
-        </w:r>
-        <w:r>
-          <w:rPr>
-            <w:rStyle w:val="a6"/>
-          </w:rPr>
-          <w:t>イ</w:t>
-        </w:r>
-        <w:r>
-          <w:rPr>
-            <w:rStyle w:val="a6"/>
-          </w:rPr>
-          <w:t>ム調査</w:t>
+          <w:t>Z世代ナイトタイム調査</w:t>
         </w:r>
       </w:hyperlink>
       <w:r>
@@ -682,42 +585,20 @@
         <w:t>このサイトの参照</w:t>
       </w:r>
     </w:p>
-    <w:p>
-      <w:pPr>
-        <w:rPr>
-          <w:rFonts w:hint="eastAsia"/>
-        </w:rPr>
-      </w:pPr>
-    </w:p>
-    <w:p>
-      <w:pPr>
-        <w:rPr>
-          <w:lang w:val="en-US"/>
-        </w:rPr>
-      </w:pPr>
-      <w:r>
-        <w:rPr>
-          <w:b/>
-          <w:bCs/>
-          <w:lang w:val="en-US"/>
-        </w:rPr>
-        <w:t>「</w:t>
-      </w:r>
-      <w:r>
-        <w:rPr>
-          <w:b/>
-          <w:bCs/>
-          <w:lang w:val="en-US"/>
-        </w:rPr>
-        <w:t>Z</w:t>
-      </w:r>
-      <w:r>
-        <w:rPr>
-          <w:b/>
-          <w:bCs/>
-          <w:lang w:val="en-US"/>
-        </w:rPr>
-        <w:t>世代のナイトタイムエコノミーに関する意識調査」</w:t>
+    <w:p/>
+    <w:p>
+      <w:pPr>
+        <w:rPr>
+          <w:lang w:val="en-US"/>
+        </w:rPr>
+      </w:pPr>
+      <w:r>
+        <w:rPr>
+          <w:b/>
+          <w:bCs/>
+          <w:lang w:val="en-US"/>
+        </w:rPr>
+        <w:t>「Z世代のナイトタイムエコノミーに関する意識調査」</w:t>
       </w:r>
     </w:p>
     <w:p>
@@ -734,37 +615,7 @@
         <w:rPr>
           <w:lang w:val="en-US"/>
         </w:rPr>
-        <w:t>調査対象：</w:t>
-      </w:r>
-      <w:r>
-        <w:rPr>
-          <w:lang w:val="en-US"/>
-        </w:rPr>
-        <w:t>20</w:t>
-      </w:r>
-      <w:r>
-        <w:rPr>
-          <w:lang w:val="en-US"/>
-        </w:rPr>
-        <w:t>〜</w:t>
-      </w:r>
-      <w:r>
-        <w:rPr>
-          <w:lang w:val="en-US"/>
-        </w:rPr>
-        <w:t>24</w:t>
-      </w:r>
-      <w:r>
-        <w:rPr>
-          <w:lang w:val="en-US"/>
-        </w:rPr>
-        <w:t>歳の男女</w:t>
-      </w:r>
-      <w:r>
-        <w:rPr>
-          <w:lang w:val="en-US"/>
-        </w:rPr>
-        <w:t xml:space="preserve"> </w:t>
+        <w:t xml:space="preserve">調査対象：20〜24歳の男女 </w:t>
       </w:r>
     </w:p>
     <w:p>
@@ -781,25 +632,7 @@
         <w:rPr>
           <w:lang w:val="en-US"/>
         </w:rPr>
-        <w:t>調査人数：</w:t>
-      </w:r>
-      <w:r>
-        <w:rPr>
-          <w:lang w:val="en-US"/>
-        </w:rPr>
-        <w:t>423</w:t>
-      </w:r>
-      <w:r>
-        <w:rPr>
-          <w:lang w:val="en-US"/>
-        </w:rPr>
-        <w:t>人</w:t>
-      </w:r>
-      <w:r>
-        <w:rPr>
-          <w:lang w:val="en-US"/>
-        </w:rPr>
-        <w:t xml:space="preserve"> </w:t>
+        <w:t xml:space="preserve">調査人数：423人 </w:t>
       </w:r>
     </w:p>
     <w:p>
@@ -831,19 +664,7 @@
         <w:rPr>
           <w:lang w:val="en-US"/>
         </w:rPr>
-        <w:t>夜の時間帯（</w:t>
-      </w:r>
-      <w:r>
-        <w:rPr>
-          <w:lang w:val="en-US"/>
-        </w:rPr>
-        <w:t>18</w:t>
-      </w:r>
-      <w:r>
-        <w:rPr>
-          <w:lang w:val="en-US"/>
-        </w:rPr>
-        <w:t>時以降）の外出・遊び</w:t>
+        <w:t>夜の時間帯（18時以降）の外出・遊び</w:t>
       </w:r>
       <w:r>
         <w:rPr>
@@ -867,13 +688,7 @@
         <w:rPr>
           <w:lang w:val="en-US"/>
         </w:rPr>
-        <w:t>夜のお出かけ需要が高まっていることが分かる資料</w:t>
-      </w:r>
-      <w:r>
-        <w:rPr>
-          <w:lang w:val="en-US"/>
-        </w:rPr>
-        <w:t xml:space="preserve"> </w:t>
+        <w:t xml:space="preserve">夜のお出かけ需要が高まっていることが分かる資料 </w:t>
       </w:r>
     </w:p>
     <w:p>
@@ -898,6 +713,7 @@
         </w:rPr>
       </w:pPr>
       <w:r>
+        <w:lastRenderedPageBreak/>
         <w:t>ことが魅力となっており、夜景観賞や夜の観光スポットへの需要も高まっている。</w:t>
       </w:r>
     </w:p>
@@ -911,7 +727,6 @@
     <w:p>
       <w:pPr>
         <w:rPr>
-          <w:rFonts w:hint="eastAsia"/>
           <w:lang w:val="en-US"/>
         </w:rPr>
       </w:pPr>
@@ -928,21 +743,7 @@
             <w:rStyle w:val="a6"/>
             <w:lang w:val="en-US"/>
           </w:rPr>
-          <w:t>ニコンによる</w:t>
-        </w:r>
-        <w:r>
-          <w:rPr>
-            <w:rStyle w:val="a6"/>
-            <w:lang w:val="en-US"/>
-          </w:rPr>
-          <w:t>資</w:t>
-        </w:r>
-        <w:r>
-          <w:rPr>
-            <w:rStyle w:val="a6"/>
-            <w:lang w:val="en-US"/>
-          </w:rPr>
-          <w:t>料</w:t>
+          <w:t>ニコンによる資料</w:t>
         </w:r>
       </w:hyperlink>
     </w:p>
@@ -956,104 +757,33 @@
         <w:rPr>
           <w:lang w:val="en-US"/>
         </w:rPr>
-        <w:t>調査対象者のうち、</w:t>
-      </w:r>
-      <w:r>
-        <w:rPr>
-          <w:lang w:val="en-US"/>
-        </w:rPr>
-        <w:t>93%</w:t>
-      </w:r>
-      <w:r>
-        <w:rPr>
-          <w:lang w:val="en-US"/>
-        </w:rPr>
-        <w:t>が「夜景デートをしたことがある」、「夜景デートが好き」と回答したという。平均回数は</w:t>
-      </w:r>
-      <w:r>
-        <w:rPr>
-          <w:lang w:val="en-US"/>
-        </w:rPr>
-        <w:t>14.8</w:t>
-      </w:r>
-      <w:r>
-        <w:rPr>
-          <w:lang w:val="en-US"/>
-        </w:rPr>
-        <w:t>回。理由としては「ロマンチックなところ」、「ムードが良くなるところ」という意見があった。また、夜景デートをしたいと思う季節として最も多かったのは「夏」（</w:t>
-      </w:r>
-      <w:r>
-        <w:rPr>
-          <w:lang w:val="en-US"/>
-        </w:rPr>
-        <w:t>33%</w:t>
-      </w:r>
-      <w:r>
-        <w:rPr>
-          <w:lang w:val="en-US"/>
-        </w:rPr>
-        <w:t>）。今夏に夜景デートをしたいかの意向を尋ねた結果、肯定する意見は</w:t>
-      </w:r>
-      <w:r>
-        <w:rPr>
-          <w:lang w:val="en-US"/>
-        </w:rPr>
-        <w:t>76%</w:t>
-      </w:r>
-      <w:r>
-        <w:rPr>
-          <w:lang w:val="en-US"/>
-        </w:rPr>
-        <w:t>となった。</w:t>
-      </w:r>
-    </w:p>
-    <w:p>
-      <w:pPr>
-        <w:rPr>
-          <w:lang w:val="en-US"/>
-        </w:rPr>
-      </w:pPr>
-      <w:r>
-        <w:rPr>
-          <w:lang w:val="en-US"/>
-        </w:rPr>
-        <w:t xml:space="preserve">　「夜景をバックに恋人と写真を撮りたいと思いますか</w:t>
-      </w:r>
-      <w:r>
-        <w:rPr>
-          <w:lang w:val="en-US"/>
-        </w:rPr>
-        <w:t>?</w:t>
-      </w:r>
-      <w:r>
-        <w:rPr>
-          <w:lang w:val="en-US"/>
-        </w:rPr>
-        <w:t>」との質問には、</w:t>
-      </w:r>
-      <w:r>
-        <w:rPr>
-          <w:lang w:val="en-US"/>
-        </w:rPr>
-        <w:t>62%</w:t>
-      </w:r>
-      <w:r>
-        <w:rPr>
-          <w:lang w:val="en-US"/>
-        </w:rPr>
-        <w:t>が「思う」と回答。その理由として、「</w:t>
-      </w:r>
-      <w:r>
-        <w:rPr>
-          <w:lang w:val="en-US"/>
-        </w:rPr>
-        <w:t>2</w:t>
-      </w:r>
-      <w:r>
-        <w:rPr>
-          <w:lang w:val="en-US"/>
-        </w:rPr>
-        <w:t>ショットで写真を撮ると相手との距離が近くなるから」、「一生の思い出になるから」との意見が挙がった</w:t>
+        <w:t>調査対象者のうち、93%が「夜景デートをしたことがある」、「夜景デートが好き」と回答したという。平均回数は14.8回。理由としては「ロマンチックなところ」、「ムードが良くなるところ」という意見があった。また、夜景デートをしたいと思う季節として最も多かったのは「夏」（33%）。今夏に夜景デートをしたいかの意向を尋ねた結果、肯定する意見は</w:t>
+      </w:r>
+      <w:r>
+        <w:rPr>
+          <w:rFonts w:hint="eastAsia"/>
+          <w:lang w:val="en-US"/>
+        </w:rPr>
+        <w:t xml:space="preserve">　</w:t>
+      </w:r>
+      <w:r>
+        <w:rPr>
+          <w:lang w:val="en-US"/>
+        </w:rPr>
+        <w:t>76%となった。</w:t>
+      </w:r>
+      <w:r>
+        <w:rPr>
+          <w:rFonts w:hint="eastAsia"/>
+          <w:lang w:val="en-US"/>
+        </w:rPr>
+        <w:t xml:space="preserve">　　</w:t>
+      </w:r>
+      <w:r>
+        <w:rPr>
+          <w:lang w:val="en-US"/>
+        </w:rPr>
+        <w:t>「夜景をバックに恋人と写真を撮りたいと思いますか?」との質問には、62%が「思う」と回答。その理由として、「2ショットで写真を撮ると相手との距離が近くなるから」、「一生の思い出になるから」との意見が挙がった</w:t>
       </w:r>
       <w:r>
         <w:rPr>
@@ -1069,13 +799,6 @@
           <w:lang w:val="en-US"/>
         </w:rPr>
       </w:pPr>
-    </w:p>
-    <w:p>
-      <w:pPr>
-        <w:rPr>
-          <w:lang w:val="en-US"/>
-        </w:rPr>
-      </w:pPr>
       <w:r>
         <w:rPr>
           <w:rFonts w:hint="eastAsia"/>
@@ -1126,7 +849,6 @@
     <w:p>
       <w:pPr>
         <w:rPr>
-          <w:rFonts w:hint="eastAsia"/>
           <w:lang w:val="en-US"/>
         </w:rPr>
       </w:pPr>
@@ -1139,9 +861,6 @@
           <w:numId w:val="4"/>
         </w:numPr>
         <w:ind w:leftChars="0"/>
-        <w:rPr>
-          <w:rFonts w:hint="eastAsia"/>
-        </w:rPr>
       </w:pPr>
       <w:r>
         <w:rPr>
@@ -1230,21 +949,7 @@
             <w:rStyle w:val="a6"/>
             <w:lang w:val="en-US"/>
           </w:rPr>
-          <w:t>https://kyodonewsprwire.jp/release/201808106863?utm_sou</w:t>
-        </w:r>
-        <w:r>
-          <w:rPr>
-            <w:rStyle w:val="a6"/>
-            <w:lang w:val="en-US"/>
-          </w:rPr>
-          <w:t>r</w:t>
-        </w:r>
-        <w:r>
-          <w:rPr>
-            <w:rStyle w:val="a6"/>
-            <w:lang w:val="en-US"/>
-          </w:rPr>
-          <w:t>ce=chatgpt.com</w:t>
+          <w:t>https://kyodonewsprwire.jp/release/201808106863?utm_source=chatgpt.com</w:t>
         </w:r>
       </w:hyperlink>
     </w:p>
@@ -1294,71 +999,7 @@
           <w:bCs/>
           <w:lang w:val="en-US"/>
         </w:rPr>
-        <w:t>調査対象：過去</w:t>
-      </w:r>
-      <w:r>
-        <w:rPr>
-          <w:b/>
-          <w:bCs/>
-          <w:lang w:val="en-US"/>
-        </w:rPr>
-        <w:t>1</w:t>
-      </w:r>
-      <w:r>
-        <w:rPr>
-          <w:b/>
-          <w:bCs/>
-          <w:lang w:val="en-US"/>
-        </w:rPr>
-        <w:t>年以内にダイエット経験がある</w:t>
-      </w:r>
-      <w:r>
-        <w:rPr>
-          <w:b/>
-          <w:bCs/>
-          <w:lang w:val="en-US"/>
-        </w:rPr>
-        <w:t>20</w:t>
-      </w:r>
-      <w:r>
-        <w:rPr>
-          <w:b/>
-          <w:bCs/>
-          <w:lang w:val="en-US"/>
-        </w:rPr>
-        <w:t>〜</w:t>
-      </w:r>
-      <w:r>
-        <w:rPr>
-          <w:b/>
-          <w:bCs/>
-          <w:lang w:val="en-US"/>
-        </w:rPr>
-        <w:t>40</w:t>
-      </w:r>
-      <w:r>
-        <w:rPr>
-          <w:b/>
-          <w:bCs/>
-          <w:lang w:val="en-US"/>
-        </w:rPr>
-        <w:t>代女性</w:t>
-      </w:r>
-      <w:r>
-        <w:rPr>
-          <w:b/>
-          <w:bCs/>
-          <w:lang w:val="en-US"/>
-        </w:rPr>
-        <w:t>500</w:t>
-      </w:r>
-      <w:r>
-        <w:rPr>
-          <w:b/>
-          <w:bCs/>
-          <w:lang w:val="en-US"/>
-        </w:rPr>
-        <w:t>名</w:t>
+        <w:t>調査対象：過去1年以内にダイエット経験がある20〜40代女性500名</w:t>
       </w:r>
       <w:r>
         <w:rPr>
@@ -1383,23 +1024,7 @@
           <w:bCs/>
           <w:lang w:val="en-US"/>
         </w:rPr>
-        <w:t>糖質制限ダイエットを経験したことがある人：約</w:t>
-      </w:r>
-      <w:r>
-        <w:rPr>
-          <w:b/>
-          <w:bCs/>
-          <w:lang w:val="en-US"/>
-        </w:rPr>
-        <w:t>56</w:t>
-      </w:r>
-      <w:r>
-        <w:rPr>
-          <w:b/>
-          <w:bCs/>
-          <w:lang w:val="en-US"/>
-        </w:rPr>
-        <w:t>％</w:t>
+        <w:t>糖質制限ダイエットを経験したことがある人：約56％</w:t>
       </w:r>
       <w:r>
         <w:rPr>
@@ -1422,27 +1047,10 @@
         <w:rPr>
           <w:lang w:val="en-US"/>
         </w:rPr>
-        <w:t>流行したダイエット方法として「糖質制限ダイエット」が</w:t>
-      </w:r>
-      <w:r>
-        <w:rPr>
-          <w:lang w:val="en-US"/>
-        </w:rPr>
-        <w:t>81</w:t>
-      </w:r>
-      <w:r>
-        <w:rPr>
-          <w:lang w:val="en-US"/>
-        </w:rPr>
-        <w:t>％で最も多かった</w:t>
-      </w:r>
-    </w:p>
-    <w:p>
-      <w:pPr>
-        <w:rPr>
-          <w:rFonts w:hint="eastAsia"/>
-        </w:rPr>
-      </w:pPr>
+        <w:t>流行したダイエット方法として「糖質制限ダイエット」が81％で最も多かった</w:t>
+      </w:r>
+    </w:p>
+    <w:p>
       <w:r>
         <w:t>この結果から、多くの人がダイエットに関心を持ち、実際に取り組んでいることが分かる。</w:t>
       </w:r>
@@ -1450,7 +1058,6 @@
     <w:p>
       <w:pPr>
         <w:rPr>
-          <w:rFonts w:hint="eastAsia"/>
           <w:b/>
           <w:bCs/>
           <w:lang w:val="en-US"/>
@@ -1479,13 +1086,7 @@
         <w:rPr>
           <w:lang w:val="en-US"/>
         </w:rPr>
-        <w:t>健康的な体を作るため</w:t>
-      </w:r>
-      <w:r>
-        <w:rPr>
-          <w:lang w:val="en-US"/>
-        </w:rPr>
-        <w:t xml:space="preserve"> </w:t>
+        <w:t xml:space="preserve">健康的な体を作るため </w:t>
       </w:r>
     </w:p>
     <w:p>
@@ -1502,13 +1103,7 @@
         <w:rPr>
           <w:lang w:val="en-US"/>
         </w:rPr>
-        <w:t>見た目を改善するため</w:t>
-      </w:r>
-      <w:r>
-        <w:rPr>
-          <w:lang w:val="en-US"/>
-        </w:rPr>
-        <w:t xml:space="preserve"> </w:t>
+        <w:t xml:space="preserve">見た目を改善するため </w:t>
       </w:r>
     </w:p>
     <w:p>
@@ -1525,13 +1120,7 @@
         <w:rPr>
           <w:lang w:val="en-US"/>
         </w:rPr>
-        <w:t>自分に自信を持つため</w:t>
-      </w:r>
-      <w:r>
-        <w:rPr>
-          <w:lang w:val="en-US"/>
-        </w:rPr>
-        <w:t xml:space="preserve"> </w:t>
+        <w:t xml:space="preserve">自分に自信を持つため </w:t>
       </w:r>
     </w:p>
     <w:p>
@@ -1548,32 +1137,26 @@
         <w:rPr>
           <w:lang w:val="en-US"/>
         </w:rPr>
-        <w:t>生活習慣を改善するため</w:t>
-      </w:r>
-      <w:r>
-        <w:rPr>
-          <w:lang w:val="en-US"/>
-        </w:rPr>
-        <w:t xml:space="preserve"> </w:t>
-      </w:r>
-    </w:p>
-    <w:p>
-      <w:pPr>
-        <w:rPr>
-          <w:lang w:val="en-US"/>
-        </w:rPr>
-      </w:pPr>
-      <w:r>
-        <w:rPr>
-          <w:lang w:val="en-US"/>
-        </w:rPr>
+        <w:t xml:space="preserve">生活習慣を改善するため </w:t>
+      </w:r>
+    </w:p>
+    <w:p>
+      <w:pPr>
+        <w:rPr>
+          <w:lang w:val="en-US"/>
+        </w:rPr>
+      </w:pPr>
+      <w:r>
+        <w:rPr>
+          <w:lang w:val="en-US"/>
+        </w:rPr>
+        <w:lastRenderedPageBreak/>
         <w:t>などがある。</w:t>
       </w:r>
     </w:p>
     <w:p>
       <w:pPr>
         <w:rPr>
-          <w:rFonts w:hint="eastAsia"/>
           <w:lang w:val="en-US"/>
         </w:rPr>
       </w:pPr>
@@ -1590,6 +1173,13 @@
         </w:rPr>
         <w:t>。</w:t>
       </w:r>
+    </w:p>
+    <w:p>
+      <w:pPr>
+        <w:rPr>
+          <w:lang w:val="en-US"/>
+        </w:rPr>
+      </w:pPr>
     </w:p>
     <w:p>
       <w:pPr>
@@ -1609,7 +1199,6 @@
           <w:szCs w:val="28"/>
           <w:lang w:val="en-US"/>
         </w:rPr>
-        <w:lastRenderedPageBreak/>
         <w:t>結果を見て思ったこと</w:t>
       </w:r>
     </w:p>
@@ -1654,25 +1243,26 @@
           <w:szCs w:val="24"/>
         </w:rPr>
         <w:br/>
-      </w:r>
-      <w:r>
-        <w:rPr>
+        <w:t>そのため、福岡県内にある有名な</w:t>
+      </w:r>
+      <w:r>
+        <w:rPr>
+          <w:rFonts w:hint="eastAsia"/>
           <w:b/>
           <w:bCs/>
           <w:sz w:val="24"/>
           <w:szCs w:val="24"/>
         </w:rPr>
-        <w:t>そのため、福岡県内にある有名な場所だけではなく、まだ知られていない魅力的な夜景スポットを紹介することで、観光やデート、写真撮影など新しい楽しみ方を提案できる</w:t>
-      </w:r>
-      <w:r>
-        <w:rPr>
-          <w:rFonts w:hint="eastAsia"/>
+        <w:t>夜景スポット</w:t>
+      </w:r>
+      <w:r>
+        <w:rPr>
           <w:b/>
           <w:bCs/>
           <w:sz w:val="24"/>
           <w:szCs w:val="24"/>
         </w:rPr>
-        <w:t>Web</w:t>
+        <w:t>だけではなく、まだ知られていない魅力的な夜景スポット</w:t>
       </w:r>
       <w:r>
         <w:rPr>
@@ -1682,16 +1272,35 @@
           <w:sz w:val="24"/>
           <w:szCs w:val="24"/>
         </w:rPr>
-        <w:t>サイト制作を目指す</w:t>
-      </w:r>
-      <w:r>
-        <w:rPr>
-          <w:rFonts w:hint="eastAsia"/>
+        <w:t>も</w:t>
+      </w:r>
+      <w:r>
+        <w:rPr>
           <w:b/>
           <w:bCs/>
           <w:sz w:val="24"/>
           <w:szCs w:val="24"/>
         </w:rPr>
+        <w:t>紹介することで、観光やデート、写真撮影など新しい楽しみ方を提案できる</w:t>
+      </w:r>
+      <w:r>
+        <w:rPr>
+          <w:rFonts w:hint="eastAsia"/>
+          <w:b/>
+          <w:bCs/>
+          <w:sz w:val="24"/>
+          <w:szCs w:val="24"/>
+        </w:rPr>
+        <w:t>Webサイト制作を目指す</w:t>
+      </w:r>
+      <w:r>
+        <w:rPr>
+          <w:rFonts w:hint="eastAsia"/>
+          <w:b/>
+          <w:bCs/>
+          <w:sz w:val="24"/>
+          <w:szCs w:val="24"/>
+        </w:rPr>
         <w:t>。</w:t>
       </w:r>
     </w:p>
@@ -1700,7 +1309,6 @@
         <w:pStyle w:val="a5"/>
         <w:ind w:leftChars="0" w:left="360"/>
         <w:rPr>
-          <w:rFonts w:hint="eastAsia"/>
           <w:b/>
           <w:bCs/>
           <w:sz w:val="24"/>
@@ -1743,17 +1351,18 @@
           <w:szCs w:val="24"/>
           <w:lang w:val="en-US"/>
         </w:rPr>
-        <w:t>目標体重に到達できず途中で挫折する人も多く、経験者の</w:t>
-      </w:r>
-      <w:r>
-        <w:rPr>
+        <w:t>目標体重に到達できず途中で挫折する人も多く、経験者の80％が</w:t>
+      </w:r>
+      <w:r>
+        <w:rPr>
+          <w:rFonts w:hint="eastAsia"/>
           <w:b/>
           <w:bCs/>
           <w:sz w:val="24"/>
           <w:szCs w:val="24"/>
           <w:lang w:val="en-US"/>
         </w:rPr>
-        <w:t>80</w:t>
+        <w:t xml:space="preserve">    </w:t>
       </w:r>
       <w:r>
         <w:rPr>
@@ -1763,18 +1372,7 @@
           <w:szCs w:val="24"/>
           <w:lang w:val="en-US"/>
         </w:rPr>
-        <w:t>％が</w:t>
-      </w:r>
-      <w:r>
-        <w:rPr>
-          <w:rFonts w:hint="eastAsia"/>
-          <w:b/>
-          <w:bCs/>
-          <w:sz w:val="24"/>
-          <w:szCs w:val="24"/>
-          <w:lang w:val="en-US"/>
-        </w:rPr>
-        <w:t xml:space="preserve">    </w:t>
+        <w:tab/>
       </w:r>
       <w:r>
         <w:rPr>
@@ -1830,37 +1428,18 @@
           <w:szCs w:val="24"/>
           <w:lang w:val="en-US"/>
         </w:rPr>
-        <w:t>食事制限によるストレス（</w:t>
-      </w:r>
-      <w:r>
-        <w:rPr>
+        <w:t>食事制限によるストレス（79％</w:t>
+      </w:r>
+      <w:r>
+        <w:rPr>
+          <w:rFonts w:hint="eastAsia"/>
           <w:b/>
           <w:bCs/>
           <w:sz w:val="24"/>
           <w:szCs w:val="24"/>
           <w:lang w:val="en-US"/>
         </w:rPr>
-        <w:t>79</w:t>
-      </w:r>
-      <w:r>
-        <w:rPr>
-          <w:b/>
-          <w:bCs/>
-          <w:sz w:val="24"/>
-          <w:szCs w:val="24"/>
-          <w:lang w:val="en-US"/>
-        </w:rPr>
-        <w:t>％）</w:t>
-      </w:r>
-      <w:r>
-        <w:rPr>
-          <w:b/>
-          <w:bCs/>
-          <w:sz w:val="24"/>
-          <w:szCs w:val="24"/>
-          <w:lang w:val="en-US"/>
-        </w:rPr>
-        <w:t xml:space="preserve"> </w:t>
+        <w:t>）</w:t>
       </w:r>
     </w:p>
     <w:p>
@@ -1885,37 +1464,7 @@
           <w:szCs w:val="24"/>
           <w:lang w:val="en-US"/>
         </w:rPr>
-        <w:t>食欲のコントロールの難しさ（</w:t>
-      </w:r>
-      <w:r>
-        <w:rPr>
-          <w:b/>
-          <w:bCs/>
-          <w:sz w:val="24"/>
-          <w:szCs w:val="24"/>
-          <w:lang w:val="en-US"/>
-        </w:rPr>
-        <w:t>75</w:t>
-      </w:r>
-      <w:r>
-        <w:rPr>
-          <w:b/>
-          <w:bCs/>
-          <w:sz w:val="24"/>
-          <w:szCs w:val="24"/>
-          <w:lang w:val="en-US"/>
-        </w:rPr>
-        <w:t>％）</w:t>
-      </w:r>
-      <w:r>
-        <w:rPr>
-          <w:b/>
-          <w:bCs/>
-          <w:sz w:val="24"/>
-          <w:szCs w:val="24"/>
-          <w:lang w:val="en-US"/>
-        </w:rPr>
-        <w:t xml:space="preserve"> </w:t>
+        <w:t xml:space="preserve">食欲のコントロールの難しさ（75％） </w:t>
       </w:r>
     </w:p>
     <w:p>
@@ -1940,9 +1489,11 @@
           <w:szCs w:val="24"/>
           <w:lang w:val="en-US"/>
         </w:rPr>
-        <w:t>食事の楽しみが減ること（</w:t>
-      </w:r>
-      <w:r>
+        <w:t xml:space="preserve">食事の楽しみが減ること（69％） </w:t>
+      </w:r>
+    </w:p>
+    <w:p>
+      <w:pPr>
         <w:rPr>
           <w:b/>
           <w:bCs/>
@@ -1950,8 +1501,7 @@
           <w:szCs w:val="24"/>
           <w:lang w:val="en-US"/>
         </w:rPr>
-        <w:t>69</w:t>
-      </w:r>
+      </w:pPr>
       <w:r>
         <w:rPr>
           <w:b/>
@@ -1960,17 +1510,18 @@
           <w:szCs w:val="24"/>
           <w:lang w:val="en-US"/>
         </w:rPr>
-        <w:t>％）</w:t>
-      </w:r>
-      <w:r>
-        <w:rPr>
+        <w:t>などが挙げられており、無理な制限ではなく、継続できる方法が重要であることが分かった</w:t>
+      </w:r>
+      <w:r>
+        <w:rPr>
+          <w:rFonts w:hint="eastAsia"/>
           <w:b/>
           <w:bCs/>
           <w:sz w:val="24"/>
           <w:szCs w:val="24"/>
           <w:lang w:val="en-US"/>
         </w:rPr>
-        <w:t xml:space="preserve"> </w:t>
+        <w:t>。</w:t>
       </w:r>
     </w:p>
     <w:p>
@@ -1983,54 +1534,99 @@
           <w:lang w:val="en-US"/>
         </w:rPr>
       </w:pPr>
-      <w:r>
-        <w:rPr>
-          <w:b/>
-          <w:bCs/>
+    </w:p>
+    <w:p>
+      <w:pPr>
+        <w:rPr>
           <w:sz w:val="24"/>
           <w:szCs w:val="24"/>
           <w:lang w:val="en-US"/>
         </w:rPr>
-        <w:t>などが挙げられており、無理な制限ではなく、継続できる方法が重要であることが分かった</w:t>
-      </w:r>
-      <w:r>
-        <w:rPr>
-          <w:rFonts w:hint="eastAsia"/>
-          <w:b/>
-          <w:bCs/>
+      </w:pPr>
+      <w:r>
+        <w:rPr>
           <w:sz w:val="24"/>
           <w:szCs w:val="24"/>
           <w:lang w:val="en-US"/>
         </w:rPr>
-        <w:t>。</w:t>
-      </w:r>
-    </w:p>
-    <w:p>
-      <w:pPr>
-        <w:rPr>
-          <w:b/>
-          <w:bCs/>
+        <w:t>この調査から、多くの人がダイエットに関心を持ち、実際に取り組んでいることが分かった。しかし、短期間の無理な食事制限では継続が難しいため、正しい食事管理や運動習慣を取り入れた健康的なダイエットが重要である。</w:t>
+      </w:r>
+    </w:p>
+    <w:p>
+      <w:pPr>
+        <w:rPr>
           <w:sz w:val="24"/>
           <w:szCs w:val="24"/>
           <w:lang w:val="en-US"/>
         </w:rPr>
       </w:pPr>
-    </w:p>
-    <w:p>
-      <w:pPr>
+      <w:r>
         <w:rPr>
           <w:sz w:val="24"/>
           <w:szCs w:val="24"/>
           <w:lang w:val="en-US"/>
         </w:rPr>
-      </w:pPr>
-      <w:r>
+        <w:t>そこで、自分自身が食事管理・筋力トレーニング・有酸素運動を継続し、13kgの減量に成功した経験を紹介することで、これからダイエットを始めたい人の参考になるWebサイト制作を目指す。</w:t>
+      </w:r>
+    </w:p>
+    <w:p>
+      <w:pPr>
         <w:rPr>
           <w:sz w:val="24"/>
           <w:szCs w:val="24"/>
           <w:lang w:val="en-US"/>
         </w:rPr>
-        <w:t>この調査から、多くの人がダイエットに関心を持ち、実際に取り組んでいることが分かった。しかし、短期間の無理な食事制限では継続が難しいため、正しい食事管理や運動習慣を取り入れた健康的なダイエットが重要である。</w:t>
+      </w:pPr>
+    </w:p>
+    <w:p>
+      <w:pPr>
+        <w:rPr>
+          <w:b/>
+          <w:bCs/>
+          <w:sz w:val="32"/>
+          <w:szCs w:val="32"/>
+          <w:lang w:val="en-US"/>
+        </w:rPr>
+      </w:pPr>
+      <w:r>
+        <w:rPr>
+          <w:rFonts w:hint="eastAsia"/>
+          <w:b/>
+          <w:bCs/>
+          <w:sz w:val="32"/>
+          <w:szCs w:val="32"/>
+          <w:lang w:val="en-US"/>
+        </w:rPr>
+        <w:t>―――――――――――――――――――――――――――</w:t>
+      </w:r>
+    </w:p>
+    <w:p>
+      <w:pPr>
+        <w:rPr>
+          <w:b/>
+          <w:bCs/>
+          <w:sz w:val="32"/>
+          <w:szCs w:val="32"/>
+        </w:rPr>
+      </w:pPr>
+      <w:r>
+        <w:rPr>
+          <w:b/>
+          <w:bCs/>
+          <w:sz w:val="32"/>
+          <w:szCs w:val="32"/>
+        </w:rPr>
+        <w:t>Web</w:t>
+      </w:r>
+      <w:r>
+        <w:rPr>
+          <w:rFonts w:hint="eastAsia"/>
+          <w:b/>
+          <w:bCs/>
+          <w:sz w:val="32"/>
+          <w:szCs w:val="32"/>
+        </w:rPr>
+        <w:t>構成・レイアウト</w:t>
       </w:r>
     </w:p>
     <w:p>
@@ -2038,176 +1634,38 @@
         <w:rPr>
           <w:sz w:val="24"/>
           <w:szCs w:val="24"/>
-          <w:lang w:val="en-US"/>
-        </w:rPr>
-      </w:pPr>
-      <w:r>
-        <w:rPr>
+        </w:rPr>
+      </w:pPr>
+      <w:r>
+        <w:rPr>
+          <w:rFonts w:hint="eastAsia"/>
           <w:sz w:val="24"/>
           <w:szCs w:val="24"/>
-          <w:lang w:val="en-US"/>
-        </w:rPr>
-        <w:t>そこで、自分自身が食事管理・筋力トレーニング・有酸素運動を継続し、</w:t>
-      </w:r>
-      <w:r>
+        </w:rPr>
+        <w:t>HOMEのレイアウトです。</w:t>
+      </w:r>
+    </w:p>
+    <w:p>
+      <w:pPr>
         <w:rPr>
           <w:sz w:val="24"/>
           <w:szCs w:val="24"/>
-          <w:lang w:val="en-US"/>
-        </w:rPr>
-        <w:t>13kg</w:t>
-      </w:r>
-      <w:r>
-        <w:rPr>
+        </w:rPr>
+      </w:pPr>
+      <w:r>
+        <w:rPr>
+          <w:rFonts w:hint="eastAsia"/>
           <w:sz w:val="24"/>
           <w:szCs w:val="24"/>
-          <w:lang w:val="en-US"/>
-        </w:rPr>
-        <w:t>の減量に成功した経験を紹介することで、これからダイエットを始めたい人の参考になる</w:t>
-      </w:r>
-      <w:r>
-        <w:rPr>
-          <w:sz w:val="24"/>
-          <w:szCs w:val="24"/>
-          <w:lang w:val="en-US"/>
-        </w:rPr>
-        <w:t>Web</w:t>
-      </w:r>
-      <w:r>
-        <w:rPr>
-          <w:sz w:val="24"/>
-          <w:szCs w:val="24"/>
-          <w:lang w:val="en-US"/>
-        </w:rPr>
-        <w:t>サイト制作を目指す。</w:t>
-      </w:r>
-    </w:p>
-    <w:p>
-      <w:pPr>
-        <w:rPr>
-          <w:rFonts w:hint="eastAsia"/>
-          <w:sz w:val="24"/>
-          <w:szCs w:val="24"/>
-          <w:lang w:val="en-US"/>
-        </w:rPr>
-      </w:pPr>
-    </w:p>
-    <w:p>
-      <w:pPr>
-        <w:rPr>
-          <w:rFonts w:hint="eastAsia"/>
-          <w:b/>
-          <w:bCs/>
-          <w:sz w:val="32"/>
-          <w:szCs w:val="32"/>
-          <w:lang w:val="en-US"/>
-        </w:rPr>
-      </w:pPr>
-      <w:r>
-        <w:rPr>
-          <w:rFonts w:hint="eastAsia"/>
-          <w:b/>
-          <w:bCs/>
-          <w:sz w:val="32"/>
-          <w:szCs w:val="32"/>
-          <w:lang w:val="en-US"/>
-        </w:rPr>
-        <w:t>―――――――――――――――――――――――――――</w:t>
-      </w:r>
-    </w:p>
-    <w:p>
-      <w:pPr>
-        <w:rPr>
-          <w:b/>
-          <w:bCs/>
-          <w:sz w:val="32"/>
-          <w:szCs w:val="32"/>
-        </w:rPr>
-      </w:pPr>
-      <w:r>
-        <w:rPr>
-          <w:b/>
-          <w:bCs/>
-          <w:sz w:val="32"/>
-          <w:szCs w:val="32"/>
-        </w:rPr>
-        <w:t>Web</w:t>
-      </w:r>
-      <w:r>
-        <w:rPr>
-          <w:rFonts w:hint="eastAsia"/>
-          <w:b/>
-          <w:bCs/>
-          <w:sz w:val="32"/>
-          <w:szCs w:val="32"/>
-        </w:rPr>
-        <w:t>構成・レイアウト</w:t>
-      </w:r>
-    </w:p>
-    <w:p>
-      <w:pPr>
-        <w:rPr>
-          <w:sz w:val="24"/>
-          <w:szCs w:val="24"/>
-        </w:rPr>
-      </w:pPr>
-      <w:r>
-        <w:rPr>
-          <w:rFonts w:hint="eastAsia"/>
-          <w:sz w:val="24"/>
-          <w:szCs w:val="24"/>
-        </w:rPr>
-        <w:t>HOME</w:t>
-      </w:r>
-      <w:r>
-        <w:rPr>
-          <w:rFonts w:hint="eastAsia"/>
-          <w:sz w:val="24"/>
-          <w:szCs w:val="24"/>
-        </w:rPr>
-        <w:t>のレイアウトです。</w:t>
-      </w:r>
-    </w:p>
-    <w:p>
-      <w:pPr>
-        <w:rPr>
-          <w:rFonts w:hint="eastAsia"/>
-          <w:sz w:val="24"/>
-          <w:szCs w:val="24"/>
-        </w:rPr>
-      </w:pPr>
-      <w:r>
-        <w:rPr>
-          <w:rFonts w:hint="eastAsia"/>
-          <w:sz w:val="24"/>
-          <w:szCs w:val="24"/>
-        </w:rPr>
-        <w:t>写真は</w:t>
-      </w:r>
-      <w:r>
-        <w:rPr>
-          <w:rFonts w:hint="eastAsia"/>
-          <w:sz w:val="24"/>
-          <w:szCs w:val="24"/>
-        </w:rPr>
-        <w:t>5</w:t>
-      </w:r>
-      <w:r>
-        <w:rPr>
-          <w:rFonts w:hint="eastAsia"/>
-          <w:sz w:val="24"/>
-          <w:szCs w:val="24"/>
-        </w:rPr>
-        <w:t>枚、写真の下に概要と名前を載せます。</w:t>
-      </w:r>
-    </w:p>
-    <w:p>
-      <w:pPr>
-        <w:rPr>
-          <w:rFonts w:hint="eastAsia"/>
-        </w:rPr>
-      </w:pPr>
-      <w:r>
+        </w:rPr>
+        <w:t>写真は5枚、写真の下に概要と名前を載せます。</w:t>
+      </w:r>
+    </w:p>
+    <w:p>
+      <w:r>
+        <w:rPr>
+          <w:noProof/>
+        </w:rPr>
         <w:drawing>
           <wp:anchor distT="0" distB="0" distL="114300" distR="114300" simplePos="0" relativeHeight="251659264" behindDoc="1" locked="0" layoutInCell="1" allowOverlap="1" wp14:anchorId="7EC73FAB" wp14:editId="48412170">
             <wp:simplePos x="0" y="0"/>
@@ -2282,20 +1740,8 @@
         <w:t> </w:t>
       </w:r>
     </w:p>
-    <w:p>
-      <w:pPr>
-        <w:rPr>
-          <w:rFonts w:hint="eastAsia"/>
-        </w:rPr>
-      </w:pPr>
-    </w:p>
-    <w:p>
-      <w:pPr>
-        <w:rPr>
-          <w:rFonts w:hint="eastAsia"/>
-        </w:rPr>
-      </w:pPr>
-    </w:p>
+    <w:p/>
+    <w:p/>
     <w:p>
       <w:pPr>
         <w:rPr>
@@ -2379,7 +1825,6 @@
     <w:p>
       <w:pPr>
         <w:rPr>
-          <w:rFonts w:hint="eastAsia"/>
           <w:b/>
           <w:bCs/>
           <w:sz w:val="28"/>
@@ -2394,7 +1839,6 @@
           <w:sz w:val="28"/>
           <w:szCs w:val="28"/>
         </w:rPr>
-        <w:lastRenderedPageBreak/>
         <w:t>制作スケジュール</w:t>
       </w:r>
     </w:p>
@@ -2410,8 +1854,8 @@
         <w:tblLook w:val="04A0" w:firstRow="1" w:lastRow="0" w:firstColumn="1" w:lastColumn="0" w:noHBand="0" w:noVBand="1"/>
       </w:tblPr>
       <w:tblGrid>
-        <w:gridCol w:w="1471"/>
-        <w:gridCol w:w="3500"/>
+        <w:gridCol w:w="1410"/>
+        <w:gridCol w:w="4820"/>
       </w:tblGrid>
       <w:tr>
         <w:tc>
@@ -2441,13 +1885,7 @@
               <w:rPr>
                 <w:lang w:val="en-US"/>
               </w:rPr>
-              <w:t>6</w:t>
-            </w:r>
-            <w:r>
-              <w:rPr>
-                <w:lang w:val="en-US"/>
-              </w:rPr>
-              <w:t>月から</w:t>
+              <w:t>6月から</w:t>
             </w:r>
           </w:p>
         </w:tc>
@@ -2471,7 +1909,6 @@
           <w:p>
             <w:pPr>
               <w:rPr>
-                <w:rFonts w:hint="eastAsia"/>
                 <w:lang w:val="en-US"/>
               </w:rPr>
             </w:pPr>
@@ -2513,43 +1950,7 @@
               <w:rPr>
                 <w:lang w:val="en-US"/>
               </w:rPr>
-              <w:t>7</w:t>
-            </w:r>
-            <w:r>
-              <w:rPr>
-                <w:lang w:val="en-US"/>
-              </w:rPr>
-              <w:t>月</w:t>
-            </w:r>
-            <w:r>
-              <w:rPr>
-                <w:lang w:val="en-US"/>
-              </w:rPr>
-              <w:t>8</w:t>
-            </w:r>
-            <w:r>
-              <w:rPr>
-                <w:lang w:val="en-US"/>
-              </w:rPr>
-              <w:t>日</w:t>
-            </w:r>
-            <w:r>
-              <w:rPr>
-                <w:lang w:val="en-US"/>
-              </w:rPr>
-              <w:t>(</w:t>
-            </w:r>
-            <w:r>
-              <w:rPr>
-                <w:lang w:val="en-US"/>
-              </w:rPr>
-              <w:t>水</w:t>
-            </w:r>
-            <w:r>
-              <w:rPr>
-                <w:lang w:val="en-US"/>
-              </w:rPr>
-              <w:t>)</w:t>
+              <w:t>7月8日(水)</w:t>
             </w:r>
           </w:p>
         </w:tc>
@@ -2573,6 +1974,7 @@
           <w:p>
             <w:pPr>
               <w:rPr>
+                <w:rFonts w:hint="eastAsia"/>
                 <w:lang w:val="en-US"/>
               </w:rPr>
             </w:pPr>
@@ -2580,19 +1982,7 @@
               <w:rPr>
                 <w:lang w:val="en-US"/>
               </w:rPr>
-              <w:t>テーマ</w:t>
-            </w:r>
-            <w:r>
-              <w:rPr>
-                <w:lang w:val="en-US"/>
-              </w:rPr>
-              <w:t>/</w:t>
-            </w:r>
-            <w:r>
-              <w:rPr>
-                <w:lang w:val="en-US"/>
-              </w:rPr>
-              <w:t>中間発表会</w:t>
+              <w:t>テーマ/中間発表会</w:t>
             </w:r>
           </w:p>
         </w:tc>
@@ -2625,13 +2015,7 @@
               <w:rPr>
                 <w:lang w:val="en-US"/>
               </w:rPr>
-              <w:t>7</w:t>
-            </w:r>
-            <w:r>
-              <w:rPr>
-                <w:lang w:val="en-US"/>
-              </w:rPr>
-              <w:t>月中旬から</w:t>
+              <w:t>7月中旬から</w:t>
             </w:r>
           </w:p>
         </w:tc>
@@ -2655,7 +2039,6 @@
           <w:p>
             <w:pPr>
               <w:rPr>
-                <w:rFonts w:hint="eastAsia"/>
                 <w:lang w:val="en-US"/>
               </w:rPr>
             </w:pPr>
@@ -2664,7 +2047,14 @@
                 <w:rFonts w:hint="eastAsia"/>
                 <w:lang w:val="en-US"/>
               </w:rPr>
-              <w:t>素材集め、イメージ作成</w:t>
+              <w:t>素材集め、</w:t>
+            </w:r>
+            <w:r>
+              <w:rPr>
+                <w:rFonts w:hint="eastAsia"/>
+                <w:lang w:val="en-US"/>
+              </w:rPr>
+              <w:t>一個目webページ完成までする</w:t>
             </w:r>
           </w:p>
         </w:tc>
@@ -2726,6 +2116,13 @@
             </w:pPr>
             <w:r>
               <w:rPr>
+                <w:rFonts w:hint="eastAsia"/>
+                <w:lang w:val="en-US"/>
+              </w:rPr>
+              <w:t>２個目に入る、</w:t>
+            </w:r>
+            <w:r>
+              <w:rPr>
                 <w:lang w:val="en-US"/>
               </w:rPr>
               <w:t>素材・資料集め</w:t>
@@ -2768,13 +2165,7 @@
               <w:rPr>
                 <w:lang w:val="en-US"/>
               </w:rPr>
-              <w:t>9</w:t>
-            </w:r>
-            <w:r>
-              <w:rPr>
-                <w:lang w:val="en-US"/>
-              </w:rPr>
-              <w:t>月から</w:t>
+              <w:t>9月から</w:t>
             </w:r>
           </w:p>
         </w:tc>
@@ -2798,7 +2189,6 @@
           <w:p>
             <w:pPr>
               <w:rPr>
-                <w:rFonts w:hint="eastAsia"/>
                 <w:lang w:val="en-US"/>
               </w:rPr>
             </w:pPr>
@@ -2850,23 +2240,15 @@
     <w:p>
       <w:pPr>
         <w:rPr>
-          <w:rFonts w:hint="eastAsia"/>
-          <w:lang w:val="en-US"/>
-        </w:rPr>
-      </w:pPr>
-      <w:r>
-        <w:rPr>
-          <w:rFonts w:hint="eastAsia"/>
-          <w:lang w:val="en-US"/>
-        </w:rPr>
-        <w:t>Web</w:t>
-      </w:r>
-      <w:r>
-        <w:rPr>
-          <w:rFonts w:hint="eastAsia"/>
-          <w:lang w:val="en-US"/>
-        </w:rPr>
-        <w:t>サイト２つ</w:t>
+          <w:lang w:val="en-US"/>
+        </w:rPr>
+      </w:pPr>
+      <w:r>
+        <w:rPr>
+          <w:rFonts w:hint="eastAsia"/>
+          <w:lang w:val="en-US"/>
+        </w:rPr>
+        <w:t>Webサイト２つ</w:t>
       </w:r>
     </w:p>
     <w:p>
@@ -2886,7 +2268,6 @@
     <w:p>
       <w:pPr>
         <w:rPr>
-          <w:rFonts w:hint="eastAsia"/>
           <w:lang w:val="en-US"/>
         </w:rPr>
       </w:pPr>
@@ -2915,19 +2296,7 @@
         <w:rPr>
           <w:lang w:val="en-US"/>
         </w:rPr>
-        <w:t>・＋</w:t>
-      </w:r>
-      <w:r>
-        <w:rPr>
-          <w:lang w:val="en-US"/>
-        </w:rPr>
-        <w:t>α</w:t>
-      </w:r>
-      <w:r>
-        <w:rPr>
-          <w:lang w:val="en-US"/>
-        </w:rPr>
-        <w:t>：</w:t>
+        <w:t>・＋α：</w:t>
       </w:r>
       <w:r>
         <w:rPr>
@@ -2949,18 +2318,149 @@
         </w:rPr>
         <w:t>（仮）</w:t>
       </w:r>
-    </w:p>
-    <w:p>
-      <w:pPr>
-        <w:rPr>
-          <w:lang w:val="en-US"/>
-        </w:rPr>
-      </w:pPr>
-    </w:p>
-    <w:p>
-      <w:pPr>
-        <w:rPr>
-          <w:rFonts w:hint="eastAsia"/>
+      <w:r>
+        <w:rPr>
+          <w:rFonts w:hint="eastAsia"/>
+          <w:lang w:val="en-US"/>
+        </w:rPr>
+        <w:t xml:space="preserve"> or</w:t>
+      </w:r>
+      <w:r>
+        <w:rPr>
+          <w:rFonts w:hint="eastAsia"/>
+          <w:lang w:val="en-US"/>
+        </w:rPr>
+        <w:t xml:space="preserve">　</w:t>
+      </w:r>
+      <w:r>
+        <w:rPr>
+          <w:rFonts w:hint="eastAsia"/>
+          <w:lang w:val="en-US"/>
+        </w:rPr>
+        <w:t xml:space="preserve"> 献立チラシ</w:t>
+      </w:r>
+    </w:p>
+    <w:p>
+      <w:pPr>
+        <w:rPr>
+          <w:lang w:val="en-US"/>
+        </w:rPr>
+      </w:pPr>
+    </w:p>
+    <w:p>
+      <w:pPr>
+        <w:rPr>
+          <w:lang w:val="en-US"/>
+        </w:rPr>
+      </w:pPr>
+      <w:r>
+        <w:rPr>
+          <w:rFonts w:hint="eastAsia"/>
+          <w:lang w:val="en-US"/>
+        </w:rPr>
+        <w:t>制作メモ</w:t>
+      </w:r>
+    </w:p>
+    <w:p>
+      <w:pPr>
+        <w:rPr>
+          <w:lang w:val="en-US"/>
+        </w:rPr>
+      </w:pPr>
+    </w:p>
+    <w:p>
+      <w:pPr>
+        <w:rPr>
+          <w:lang w:val="en-US"/>
+        </w:rPr>
+      </w:pPr>
+      <w:r>
+        <w:rPr>
+          <w:lang w:val="en-US"/>
+        </w:rPr>
+        <w:t>7月20日から減量を始めるトレーニング仲間に、私が13kgの減量で実践した食事メニュ</w:t>
+      </w:r>
+      <w:r>
+        <w:rPr>
+          <w:rFonts w:hint="eastAsia"/>
+          <w:lang w:val="en-US"/>
+        </w:rPr>
+        <w:t>ー</w:t>
+      </w:r>
+      <w:r>
+        <w:rPr>
+          <w:lang w:val="en-US"/>
+        </w:rPr>
+        <w:t>を体験してもらい、味や満足度、継続しやすさなどの意見を収集し、Webサイトの内容に反映する。</w:t>
+      </w:r>
+      <w:r>
+        <w:rPr>
+          <w:rFonts w:hint="eastAsia"/>
+          <w:lang w:val="en-US"/>
+        </w:rPr>
+        <w:t>そこで得た意見も参考にして食事</w:t>
+      </w:r>
+      <w:r>
+        <w:rPr>
+          <w:rFonts w:hint="eastAsia"/>
+          <w:lang w:val="en-US"/>
+        </w:rPr>
+        <w:t>メニュー</w:t>
+      </w:r>
+      <w:r>
+        <w:rPr>
+          <w:rFonts w:hint="eastAsia"/>
+          <w:lang w:val="en-US"/>
+        </w:rPr>
+        <w:t>をランキング形式でだす。</w:t>
+      </w:r>
+    </w:p>
+    <w:p>
+      <w:pPr>
+        <w:rPr>
+          <w:lang w:val="en-US"/>
+        </w:rPr>
+      </w:pPr>
+    </w:p>
+    <w:p>
+      <w:pPr>
+        <w:rPr>
+          <w:lang w:val="en-US"/>
+        </w:rPr>
+      </w:pPr>
+      <w:r>
+        <w:rPr>
+          <w:rFonts w:hint="eastAsia"/>
+          <w:lang w:val="en-US"/>
+        </w:rPr>
+        <w:t>食事は１０種類くらい作る。写真を毎回撮る。トレーニングは家＆ジムで撮影</w:t>
+      </w:r>
+    </w:p>
+    <w:p>
+      <w:pPr>
+        <w:rPr>
+          <w:rFonts w:hint="eastAsia"/>
+          <w:lang w:val="en-US"/>
+        </w:rPr>
+      </w:pPr>
+    </w:p>
+    <w:p>
+      <w:pPr>
+        <w:rPr>
+          <w:lang w:val="en-US"/>
+        </w:rPr>
+      </w:pPr>
+    </w:p>
+    <w:p>
+      <w:pPr>
+        <w:rPr>
+          <w:lang w:val="en-US"/>
+        </w:rPr>
+      </w:pPr>
+    </w:p>
+    <w:p>
+      <w:pPr>
+        <w:rPr>
           <w:lang w:val="en-US"/>
         </w:rPr>
       </w:pPr>
@@ -4751,6 +4251,7 @@
   <w:style w:type="character" w:default="1" w:styleId="a0">
     <w:name w:val="Default Paragraph Font"/>
     <w:uiPriority w:val="1"/>
+    <w:semiHidden/>
     <w:unhideWhenUsed/>
   </w:style>
   <w:style w:type="table" w:default="1" w:styleId="a1">

--- a/25007＿大平凜音　制作ノート.docx
+++ b/25007＿大平凜音　制作ノート.docx
@@ -1974,7 +1974,6 @@
           <w:p>
             <w:pPr>
               <w:rPr>
-                <w:rFonts w:hint="eastAsia"/>
                 <w:lang w:val="en-US"/>
               </w:rPr>
             </w:pPr>
@@ -2219,7 +2218,6 @@
     <w:p>
       <w:pPr>
         <w:rPr>
-          <w:rFonts w:hint="eastAsia"/>
           <w:lang w:val="en-US"/>
         </w:rPr>
       </w:pPr>
@@ -2425,6 +2423,7 @@
     <w:p>
       <w:pPr>
         <w:rPr>
+          <w:rFonts w:hint="eastAsia"/>
           <w:lang w:val="en-US"/>
         </w:rPr>
       </w:pPr>
@@ -2439,31 +2438,196 @@
     <w:p>
       <w:pPr>
         <w:rPr>
-          <w:rFonts w:hint="eastAsia"/>
-          <w:lang w:val="en-US"/>
-        </w:rPr>
-      </w:pPr>
-    </w:p>
-    <w:p>
-      <w:pPr>
-        <w:rPr>
-          <w:lang w:val="en-US"/>
-        </w:rPr>
-      </w:pPr>
-    </w:p>
-    <w:p>
-      <w:pPr>
-        <w:rPr>
-          <w:lang w:val="en-US"/>
-        </w:rPr>
-      </w:pPr>
-    </w:p>
-    <w:p>
-      <w:pPr>
-        <w:rPr>
-          <w:lang w:val="en-US"/>
-        </w:rPr>
-      </w:pPr>
+          <w:lang w:val="en-US"/>
+        </w:rPr>
+      </w:pPr>
+      <w:r>
+        <w:rPr>
+          <w:rFonts w:hint="eastAsia"/>
+          <w:lang w:val="en-US"/>
+        </w:rPr>
+        <w:t>友だちの減量開始、レシピ送った。</w:t>
+      </w:r>
+    </w:p>
+    <w:p>
+      <w:pPr>
+        <w:rPr>
+          <w:rFonts w:hint="eastAsia"/>
+          <w:lang w:val="en-US"/>
+        </w:rPr>
+      </w:pPr>
+    </w:p>
+    <w:p>
+      <w:pPr>
+        <w:rPr>
+          <w:lang w:val="en-US"/>
+        </w:rPr>
+      </w:pPr>
+      <w:r>
+        <w:rPr>
+          <w:rFonts w:hint="eastAsia"/>
+          <w:lang w:val="en-US"/>
+        </w:rPr>
+        <w:t>夜景場所残り取らないといけない素材</w:t>
+      </w:r>
+    </w:p>
+    <w:p>
+      <w:pPr>
+        <w:rPr>
+          <w:rFonts w:hint="eastAsia"/>
+          <w:lang w:val="en-US"/>
+        </w:rPr>
+      </w:pPr>
+      <w:r>
+        <w:rPr>
+          <w:rFonts w:hint="eastAsia"/>
+          <w:lang w:val="en-US"/>
+        </w:rPr>
+        <w:t>博多福岡エリア</w:t>
+      </w:r>
+    </w:p>
+    <w:p>
+      <w:pPr>
+        <w:rPr>
+          <w:lang w:val="en-US"/>
+        </w:rPr>
+      </w:pPr>
+      <w:r>
+        <w:rPr>
+          <w:rFonts w:hint="eastAsia"/>
+          <w:lang w:val="en-US"/>
+        </w:rPr>
+        <w:t>南公園（南区）、</w:t>
+      </w:r>
+      <w:r>
+        <w:rPr>
+          <w:lang w:val="en-US"/>
+        </w:rPr>
+        <w:t>愛宕神社（西区）</w:t>
+      </w:r>
+      <w:r>
+        <w:rPr>
+          <w:rFonts w:hint="eastAsia"/>
+          <w:lang w:val="en-US"/>
+        </w:rPr>
+        <w:t>、</w:t>
+      </w:r>
+      <w:r>
+        <w:rPr>
+          <w:lang w:val="en-US"/>
+        </w:rPr>
+        <w:t>博多ポートタワー（博多区</w:t>
+      </w:r>
+      <w:r>
+        <w:rPr>
+          <w:rFonts w:hint="eastAsia"/>
+          <w:lang w:val="en-US"/>
+        </w:rPr>
+        <w:t>）</w:t>
+      </w:r>
+    </w:p>
+    <w:p>
+      <w:pPr>
+        <w:rPr>
+          <w:lang w:val="en-US"/>
+        </w:rPr>
+      </w:pPr>
+      <w:r>
+        <w:rPr>
+          <w:rFonts w:hint="eastAsia"/>
+          <w:lang w:val="en-US"/>
+        </w:rPr>
+        <w:t>久留米筑後エリア</w:t>
+      </w:r>
+    </w:p>
+    <w:p>
+      <w:pPr>
+        <w:rPr>
+          <w:rFonts w:hint="eastAsia"/>
+          <w:lang w:val="en-US"/>
+        </w:rPr>
+      </w:pPr>
+      <w:r>
+        <w:rPr>
+          <w:lang w:val="en-US"/>
+        </w:rPr>
+        <w:t>発心公園</w:t>
+      </w:r>
+      <w:r>
+        <w:rPr>
+          <w:rFonts w:hint="eastAsia"/>
+          <w:lang w:val="en-US"/>
+        </w:rPr>
+        <w:t>もしくは青峰団地からの夜景</w:t>
+      </w:r>
+    </w:p>
+    <w:p>
+      <w:pPr>
+        <w:rPr>
+          <w:lang w:val="en-US"/>
+        </w:rPr>
+      </w:pPr>
+      <w:r>
+        <w:rPr>
+          <w:rFonts w:hint="eastAsia"/>
+          <w:lang w:val="en-US"/>
+        </w:rPr>
+        <w:t>北九州</w:t>
+      </w:r>
+    </w:p>
+    <w:p>
+      <w:pPr>
+        <w:rPr>
+          <w:lang w:val="en-US"/>
+        </w:rPr>
+      </w:pPr>
+      <w:r>
+        <w:rPr>
+          <w:lang w:val="en-US"/>
+        </w:rPr>
+        <w:t>高塔山公園（若松区）</w:t>
+      </w:r>
+    </w:p>
+    <w:p>
+      <w:pPr>
+        <w:rPr>
+          <w:lang w:val="en-US"/>
+        </w:rPr>
+      </w:pPr>
+      <w:r>
+        <w:rPr>
+          <w:lang w:val="en-US"/>
+        </w:rPr>
+        <w:t>高見山公園（若松区）</w:t>
+      </w:r>
+      <w:r>
+        <w:rPr>
+          <w:rFonts w:hint="eastAsia"/>
+          <w:lang w:val="en-US"/>
+        </w:rPr>
+        <w:t xml:space="preserve">or </w:t>
+      </w:r>
+      <w:r>
+        <w:rPr>
+          <w:lang w:val="en-US"/>
+        </w:rPr>
+        <w:t>足立公園（小倉北区）</w:t>
+      </w:r>
+    </w:p>
+    <w:p>
+      <w:pPr>
+        <w:rPr>
+          <w:rFonts w:hint="eastAsia"/>
+          <w:lang w:val="en-US"/>
+        </w:rPr>
+      </w:pPr>
+      <w:r>
+        <w:rPr>
+          <w:rFonts w:hint="eastAsia"/>
+          <w:lang w:val="en-US"/>
+        </w:rPr>
+        <w:t>素材集めたら1つ目完成</w:t>
+      </w:r>
     </w:p>
     <w:sectPr>
       <w:pgSz w:w="11909" w:h="16834"/>
@@ -4251,7 +4415,6 @@
   <w:style w:type="character" w:default="1" w:styleId="a0">
     <w:name w:val="Default Paragraph Font"/>
     <w:uiPriority w:val="1"/>
-    <w:semiHidden/>
     <w:unhideWhenUsed/>
   </w:style>
   <w:style w:type="table" w:default="1" w:styleId="a1">

--- a/25007＿大平凜音　制作ノート.docx
+++ b/25007＿大平凜音　制作ノート.docx
@@ -570,7 +570,7 @@
       </w:pPr>
     </w:p>
     <w:p>
-      <w:hyperlink r:id="rId5" w:history="1">
+      <w:hyperlink r:id="rId7" w:history="1">
         <w:r>
           <w:rPr>
             <w:rStyle w:val="a6"/>
@@ -737,7 +737,7 @@
           <w:lang w:val="en-US"/>
         </w:rPr>
       </w:pPr>
-      <w:hyperlink r:id="rId6" w:history="1">
+      <w:hyperlink r:id="rId8" w:history="1">
         <w:r>
           <w:rPr>
             <w:rStyle w:val="a6"/>
@@ -892,7 +892,7 @@
                     </pic:cNvPicPr>
                   </pic:nvPicPr>
                   <pic:blipFill>
-                    <a:blip r:embed="rId7" cstate="print">
+                    <a:blip r:embed="rId9" cstate="print">
                       <a:extLst>
                         <a:ext uri="{28A0092B-C50C-407E-A947-70E740481C1C}">
                           <a14:useLocalDpi xmlns:a14="http://schemas.microsoft.com/office/drawing/2010/main" val="0"/>
@@ -943,7 +943,7 @@
           <w:lang w:val="en-US"/>
         </w:rPr>
       </w:pPr>
-      <w:hyperlink r:id="rId8" w:history="1">
+      <w:hyperlink r:id="rId10" w:history="1">
         <w:r>
           <w:rPr>
             <w:rStyle w:val="a6"/>
@@ -1704,7 +1704,7 @@
                     </pic:cNvPicPr>
                   </pic:nvPicPr>
                   <pic:blipFill>
-                    <a:blip r:embed="rId9" cstate="print">
+                    <a:blip r:embed="rId11" cstate="print">
                       <a:extLst>
                         <a:ext uri="{28A0092B-C50C-407E-A947-70E740481C1C}">
                           <a14:useLocalDpi xmlns:a14="http://schemas.microsoft.com/office/drawing/2010/main" val="0"/>
@@ -2198,12 +2198,6 @@
               </w:rPr>
               <w:t>コーディング</w:t>
             </w:r>
-            <w:r>
-              <w:rPr>
-                <w:lang w:val="en-US"/>
-              </w:rPr>
-              <w:t>、（ポスター制作）</w:t>
-            </w:r>
           </w:p>
         </w:tc>
       </w:tr>
@@ -2260,68 +2254,20 @@
           <w:rFonts w:hint="eastAsia"/>
           <w:lang w:val="en-US"/>
         </w:rPr>
-        <w:t>・福岡の夜景紹介</w:t>
-      </w:r>
-    </w:p>
-    <w:p>
-      <w:pPr>
-        <w:rPr>
-          <w:lang w:val="en-US"/>
-        </w:rPr>
-      </w:pPr>
-      <w:r>
-        <w:rPr>
-          <w:rFonts w:hint="eastAsia"/>
-          <w:lang w:val="en-US"/>
-        </w:rPr>
-        <w:t>・１３キロやせた方法</w:t>
-      </w:r>
-    </w:p>
-    <w:p>
-      <w:pPr>
-        <w:rPr>
-          <w:lang w:val="en-US"/>
-        </w:rPr>
-      </w:pPr>
-    </w:p>
-    <w:p>
-      <w:pPr>
-        <w:rPr>
-          <w:lang w:val="en-US"/>
-        </w:rPr>
-      </w:pPr>
-      <w:r>
-        <w:rPr>
-          <w:lang w:val="en-US"/>
-        </w:rPr>
-        <w:t>・＋α：</w:t>
-      </w:r>
-      <w:r>
-        <w:rPr>
-          <w:rFonts w:hint="eastAsia"/>
-          <w:lang w:val="en-US"/>
-        </w:rPr>
-        <w:t>夜景紹介</w:t>
-      </w:r>
-      <w:r>
-        <w:rPr>
-          <w:lang w:val="en-US"/>
-        </w:rPr>
-        <w:t>ポスター</w:t>
-      </w:r>
-      <w:r>
-        <w:rPr>
-          <w:rFonts w:hint="eastAsia"/>
-          <w:lang w:val="en-US"/>
-        </w:rPr>
-        <w:t>（仮）</w:t>
-      </w:r>
-      <w:r>
-        <w:rPr>
-          <w:rFonts w:hint="eastAsia"/>
-          <w:lang w:val="en-US"/>
-        </w:rPr>
-        <w:t xml:space="preserve"> or</w:t>
+        <w:t>・</w:t>
+      </w:r>
+      <w:r>
+        <w:rPr>
+          <w:rFonts w:hint="eastAsia"/>
+          <w:lang w:val="en-US"/>
+        </w:rPr>
+        <w:t>サブ</w:t>
+      </w:r>
+      <w:r>
+        <w:rPr>
+          <w:lang w:val="en-US"/>
+        </w:rPr>
+        <w:tab/>
       </w:r>
       <w:r>
         <w:rPr>
@@ -2335,25 +2281,64 @@
           <w:rFonts w:hint="eastAsia"/>
           <w:lang w:val="en-US"/>
         </w:rPr>
-        <w:t xml:space="preserve"> 献立チラシ</w:t>
-      </w:r>
-    </w:p>
-    <w:p>
-      <w:pPr>
-        <w:rPr>
-          <w:lang w:val="en-US"/>
-        </w:rPr>
-      </w:pPr>
-    </w:p>
-    <w:p>
-      <w:pPr>
-        <w:rPr>
-          <w:lang w:val="en-US"/>
-        </w:rPr>
-      </w:pPr>
-      <w:r>
-        <w:rPr>
-          <w:rFonts w:hint="eastAsia"/>
+        <w:t>福岡の夜景紹介</w:t>
+      </w:r>
+    </w:p>
+    <w:p>
+      <w:pPr>
+        <w:rPr>
+          <w:lang w:val="en-US"/>
+        </w:rPr>
+      </w:pPr>
+      <w:r>
+        <w:rPr>
+          <w:rFonts w:hint="eastAsia"/>
+          <w:lang w:val="en-US"/>
+        </w:rPr>
+        <w:t>・</w:t>
+      </w:r>
+      <w:r>
+        <w:rPr>
+          <w:rFonts w:hint="eastAsia"/>
+          <w:lang w:val="en-US"/>
+        </w:rPr>
+        <w:t>メイン</w:t>
+      </w:r>
+      <w:r>
+        <w:rPr>
+          <w:lang w:val="en-US"/>
+        </w:rPr>
+        <w:tab/>
+      </w:r>
+      <w:r>
+        <w:rPr>
+          <w:rFonts w:hint="eastAsia"/>
+          <w:lang w:val="en-US"/>
+        </w:rPr>
+        <w:t>１３キロやせた方法</w:t>
+      </w:r>
+    </w:p>
+    <w:p>
+      <w:pPr>
+        <w:rPr>
+          <w:rFonts w:hint="eastAsia"/>
+          <w:lang w:val="en-US"/>
+        </w:rPr>
+      </w:pPr>
+    </w:p>
+    <w:p>
+      <w:pPr>
+        <w:rPr>
+          <w:b/>
+          <w:bCs/>
+          <w:lang w:val="en-US"/>
+        </w:rPr>
+      </w:pPr>
+      <w:r>
+        <w:rPr>
+          <w:rFonts w:hint="eastAsia"/>
+          <w:b/>
+          <w:bCs/>
           <w:lang w:val="en-US"/>
         </w:rPr>
         <w:t>制作メモ</w:t>
@@ -2423,7 +2408,6 @@
     <w:p>
       <w:pPr>
         <w:rPr>
-          <w:rFonts w:hint="eastAsia"/>
           <w:lang w:val="en-US"/>
         </w:rPr>
       </w:pPr>
@@ -2452,7 +2436,6 @@
     <w:p>
       <w:pPr>
         <w:rPr>
-          <w:rFonts w:hint="eastAsia"/>
           <w:lang w:val="en-US"/>
         </w:rPr>
       </w:pPr>
@@ -2474,7 +2457,6 @@
     <w:p>
       <w:pPr>
         <w:rPr>
-          <w:rFonts w:hint="eastAsia"/>
           <w:lang w:val="en-US"/>
         </w:rPr>
       </w:pPr>
@@ -2543,7 +2525,6 @@
     <w:p>
       <w:pPr>
         <w:rPr>
-          <w:rFonts w:hint="eastAsia"/>
           <w:lang w:val="en-US"/>
         </w:rPr>
       </w:pPr>
@@ -2617,7 +2598,6 @@
     <w:p>
       <w:pPr>
         <w:rPr>
-          <w:rFonts w:hint="eastAsia"/>
           <w:lang w:val="en-US"/>
         </w:rPr>
       </w:pPr>
@@ -2628,6 +2608,196 @@
         </w:rPr>
         <w:t>素材集めたら1つ目完成</w:t>
       </w:r>
+    </w:p>
+    <w:p>
+      <w:pPr>
+        <w:rPr>
+          <w:lang w:val="en-US"/>
+        </w:rPr>
+      </w:pPr>
+      <w:r>
+        <w:rPr>
+          <w:rFonts w:hint="eastAsia"/>
+          <w:lang w:val="en-US"/>
+        </w:rPr>
+        <w:t>7/24　夜景のウェブ仮完成！あと写真を載せる</w:t>
+      </w:r>
+    </w:p>
+    <w:p>
+      <w:pPr>
+        <w:rPr>
+          <w:rFonts w:hint="eastAsia"/>
+          <w:lang w:val="en-US"/>
+        </w:rPr>
+      </w:pPr>
+      <w:r>
+        <w:rPr>
+          <w:rFonts w:hint="eastAsia"/>
+          <w:lang w:val="en-US"/>
+        </w:rPr>
+        <w:t>８月中に北九いく</w:t>
+      </w:r>
+    </w:p>
+    <w:p>
+      <w:pPr>
+        <w:rPr>
+          <w:lang w:val="en-US"/>
+        </w:rPr>
+      </w:pPr>
+      <w:r>
+        <w:rPr>
+          <w:rFonts w:hint="eastAsia"/>
+          <w:lang w:val="en-US"/>
+        </w:rPr>
+        <w:lastRenderedPageBreak/>
+        <w:t>メインに今から入る</w:t>
+      </w:r>
+    </w:p>
+    <w:p>
+      <w:pPr>
+        <w:rPr>
+          <w:rFonts w:hint="eastAsia"/>
+          <w:lang w:val="en-US"/>
+        </w:rPr>
+      </w:pPr>
+    </w:p>
+    <w:p>
+      <w:pPr>
+        <w:rPr>
+          <w:lang w:val="en-US"/>
+        </w:rPr>
+      </w:pPr>
+      <w:r>
+        <w:rPr>
+          <w:rFonts w:hint="eastAsia"/>
+          <w:lang w:val="en-US"/>
+        </w:rPr>
+        <w:t>ページ構成４ページ、</w:t>
+      </w:r>
+    </w:p>
+    <w:p>
+      <w:pPr>
+        <w:rPr>
+          <w:lang w:val="en-US"/>
+        </w:rPr>
+      </w:pPr>
+      <w:r>
+        <w:rPr>
+          <w:rFonts w:hint="eastAsia"/>
+          <w:lang w:val="en-US"/>
+        </w:rPr>
+        <w:t>上にタイトル</w:t>
+      </w:r>
+    </w:p>
+    <w:p>
+      <w:pPr>
+        <w:rPr>
+          <w:lang w:val="en-US"/>
+        </w:rPr>
+      </w:pPr>
+      <w:r>
+        <w:rPr>
+          <w:rFonts w:hint="eastAsia"/>
+          <w:lang w:val="en-US"/>
+        </w:rPr>
+        <w:t>タイトルの下にメニュー</w:t>
+      </w:r>
+    </w:p>
+    <w:p>
+      <w:pPr>
+        <w:rPr>
+          <w:rFonts w:hint="eastAsia"/>
+          <w:lang w:val="en-US"/>
+        </w:rPr>
+      </w:pPr>
+      <w:r>
+        <w:rPr>
+          <w:rFonts w:hint="eastAsia"/>
+          <w:lang w:val="en-US"/>
+        </w:rPr>
+        <w:t xml:space="preserve">　HOME　　</w:t>
+      </w:r>
+      <w:r>
+        <w:rPr>
+          <w:rFonts w:hint="eastAsia"/>
+          <w:lang w:val="en-US"/>
+        </w:rPr>
+        <w:t>食事管理　　おすすめ食材　　　やせるためにやるべきこと</w:t>
+      </w:r>
+    </w:p>
+    <w:p>
+      <w:pPr>
+        <w:rPr>
+          <w:rFonts w:hint="eastAsia"/>
+          <w:lang w:val="en-US"/>
+        </w:rPr>
+      </w:pPr>
+    </w:p>
+    <w:p>
+      <w:pPr>
+        <w:rPr>
+          <w:rFonts w:hint="eastAsia"/>
+          <w:lang w:val="en-US"/>
+        </w:rPr>
+      </w:pPr>
+      <w:r>
+        <w:rPr>
+          <w:rFonts w:hint="eastAsia"/>
+          <w:lang w:val="en-US"/>
+        </w:rPr>
+        <w:t>その下に人気ダイエット飯ランキング５位まで</w:t>
+      </w:r>
+    </w:p>
+    <w:p>
+      <w:pPr>
+        <w:rPr>
+          <w:lang w:val="en-US"/>
+        </w:rPr>
+      </w:pPr>
+      <w:r>
+        <w:rPr>
+          <w:rFonts w:hint="eastAsia"/>
+          <w:lang w:val="en-US"/>
+        </w:rPr>
+        <w:t>１位の写真が一番でかくする、２～５は同じ大きさ</w:t>
+      </w:r>
+    </w:p>
+    <w:p>
+      <w:pPr>
+        <w:tabs>
+          <w:tab w:val="left" w:pos="2704"/>
+        </w:tabs>
+        <w:rPr>
+          <w:lang w:val="en-US"/>
+        </w:rPr>
+      </w:pPr>
+    </w:p>
+    <w:p>
+      <w:pPr>
+        <w:tabs>
+          <w:tab w:val="left" w:pos="2704"/>
+        </w:tabs>
+        <w:rPr>
+          <w:rFonts w:hint="eastAsia"/>
+          <w:lang w:val="en-US"/>
+        </w:rPr>
+      </w:pPr>
+    </w:p>
+    <w:p>
+      <w:pPr>
+        <w:rPr>
+          <w:rFonts w:hint="eastAsia"/>
+          <w:lang w:val="en-US"/>
+        </w:rPr>
+      </w:pPr>
+    </w:p>
+    <w:p>
+      <w:pPr>
+        <w:rPr>
+          <w:rFonts w:hint="eastAsia"/>
+          <w:lang w:val="en-US"/>
+        </w:rPr>
+      </w:pPr>
     </w:p>
     <w:sectPr>
       <w:pgSz w:w="11909" w:h="16834"/>
@@ -2637,6 +2807,56 @@
     </w:sectPr>
   </w:body>
 </w:document>
+</file>
+
+<file path=word/endnotes.xml><?xml version="1.0" encoding="utf-8"?>
+<w:endnotes xmlns:wpc="http://schemas.microsoft.com/office/word/2010/wordprocessingCanvas" xmlns:cx="http://schemas.microsoft.com/office/drawing/2014/chartex" xmlns:cx1="http://schemas.microsoft.com/office/drawing/2015/9/8/chartex" xmlns:cx2="http://schemas.microsoft.com/office/drawing/2015/10/21/chartex" xmlns:cx3="http://schemas.microsoft.com/office/drawing/2016/5/9/chartex" xmlns:cx4="http://schemas.microsoft.com/office/drawing/2016/5/10/chartex" xmlns:cx5="http://schemas.microsoft.com/office/drawing/2016/5/11/chartex" xmlns:cx6="http://schemas.microsoft.com/office/drawing/2016/5/12/chartex" xmlns:cx7="http://schemas.microsoft.com/office/drawing/2016/5/13/chartex" xmlns:cx8="http://schemas.microsoft.com/office/drawing/2016/5/14/chartex" xmlns:mc="http://schemas.openxmlformats.org/markup-compatibility/2006" xmlns:aink="http://schemas.microsoft.com/office/drawing/2016/ink" xmlns:am3d="http://schemas.microsoft.com/office/drawing/2017/model3d" xmlns:o="urn:schemas-microsoft-com:office:office" xmlns:oel="http://schemas.microsoft.com/office/2019/extlst" xmlns:r="http://schemas.openxmlformats.org/officeDocument/2006/relationships" xmlns:m="http://schemas.openxmlformats.org/officeDocument/2006/math" xmlns:v="urn:schemas-microsoft-com:vml" xmlns:wp14="http://schemas.microsoft.com/office/word/2010/wordprocessingDrawing" xmlns:wp="http://schemas.openxmlformats.org/drawingml/2006/wordprocessingDrawing" xmlns:w10="urn:schemas-microsoft-com:office:word" xmlns:w="http://schemas.openxmlformats.org/wordprocessingml/2006/main" xmlns:w14="http://schemas.microsoft.com/office/word/2010/wordml" xmlns:w15="http://schemas.microsoft.com/office/word/2012/wordml" xmlns:w16cex="http://schemas.microsoft.com/office/word/2018/wordml/cex" xmlns:w16cid="http://schemas.microsoft.com/office/word/2016/wordml/cid" xmlns:w16="http://schemas.microsoft.com/office/word/2018/wordml" xmlns:w16du="http://schemas.microsoft.com/office/word/2023/wordml/word16du" xmlns:w16sdtdh="http://schemas.microsoft.com/office/word/2020/wordml/sdtdatahash" xmlns:w16sdtfl="http://schemas.microsoft.com/office/word/2024/wordml/sdtformatlock" xmlns:w16se="http://schemas.microsoft.com/office/word/2015/wordml/symex" xmlns:wpg="http://schemas.microsoft.com/office/word/2010/wordprocessingGroup" xmlns:wpi="http://schemas.microsoft.com/office/word/2010/wordprocessingInk" xmlns:wne="http://schemas.microsoft.com/office/word/2006/wordml" xmlns:wps="http://schemas.microsoft.com/office/word/2010/wordprocessingShape" mc:Ignorable="w14 w15 w16se w16cid w16 w16cex w16sdtdh w16sdtfl w16du wp14">
+  <w:endnote w:type="separator" w:id="-1">
+    <w:p>
+      <w:pPr>
+        <w:spacing w:line="240" w:lineRule="auto"/>
+      </w:pPr>
+      <w:r>
+        <w:separator/>
+      </w:r>
+    </w:p>
+  </w:endnote>
+  <w:endnote w:type="continuationSeparator" w:id="0">
+    <w:p>
+      <w:pPr>
+        <w:spacing w:line="240" w:lineRule="auto"/>
+      </w:pPr>
+      <w:r>
+        <w:continuationSeparator/>
+      </w:r>
+    </w:p>
+  </w:endnote>
+</w:endnotes>
+</file>
+
+<file path=word/footnotes.xml><?xml version="1.0" encoding="utf-8"?>
+<w:footnotes xmlns:wpc="http://schemas.microsoft.com/office/word/2010/wordprocessingCanvas" xmlns:cx="http://schemas.microsoft.com/office/drawing/2014/chartex" xmlns:cx1="http://schemas.microsoft.com/office/drawing/2015/9/8/chartex" xmlns:cx2="http://schemas.microsoft.com/office/drawing/2015/10/21/chartex" xmlns:cx3="http://schemas.microsoft.com/office/drawing/2016/5/9/chartex" xmlns:cx4="http://schemas.microsoft.com/office/drawing/2016/5/10/chartex" xmlns:cx5="http://schemas.microsoft.com/office/drawing/2016/5/11/chartex" xmlns:cx6="http://schemas.microsoft.com/office/drawing/2016/5/12/chartex" xmlns:cx7="http://schemas.microsoft.com/office/drawing/2016/5/13/chartex" xmlns:cx8="http://schemas.microsoft.com/office/drawing/2016/5/14/chartex" xmlns:mc="http://schemas.openxmlformats.org/markup-compatibility/2006" xmlns:aink="http://schemas.microsoft.com/office/drawing/2016/ink" xmlns:am3d="http://schemas.microsoft.com/office/drawing/2017/model3d" xmlns:o="urn:schemas-microsoft-com:office:office" xmlns:oel="http://schemas.microsoft.com/office/2019/extlst" xmlns:r="http://schemas.openxmlformats.org/officeDocument/2006/relationships" xmlns:m="http://schemas.openxmlformats.org/officeDocument/2006/math" xmlns:v="urn:schemas-microsoft-com:vml" xmlns:wp14="http://schemas.microsoft.com/office/word/2010/wordprocessingDrawing" xmlns:wp="http://schemas.openxmlformats.org/drawingml/2006/wordprocessingDrawing" xmlns:w10="urn:schemas-microsoft-com:office:word" xmlns:w="http://schemas.openxmlformats.org/wordprocessingml/2006/main" xmlns:w14="http://schemas.microsoft.com/office/word/2010/wordml" xmlns:w15="http://schemas.microsoft.com/office/word/2012/wordml" xmlns:w16cex="http://schemas.microsoft.com/office/word/2018/wordml/cex" xmlns:w16cid="http://schemas.microsoft.com/office/word/2016/wordml/cid" xmlns:w16="http://schemas.microsoft.com/office/word/2018/wordml" xmlns:w16du="http://schemas.microsoft.com/office/word/2023/wordml/word16du" xmlns:w16sdtdh="http://schemas.microsoft.com/office/word/2020/wordml/sdtdatahash" xmlns:w16sdtfl="http://schemas.microsoft.com/office/word/2024/wordml/sdtformatlock" xmlns:w16se="http://schemas.microsoft.com/office/word/2015/wordml/symex" xmlns:wpg="http://schemas.microsoft.com/office/word/2010/wordprocessingGroup" xmlns:wpi="http://schemas.microsoft.com/office/word/2010/wordprocessingInk" xmlns:wne="http://schemas.microsoft.com/office/word/2006/wordml" xmlns:wps="http://schemas.microsoft.com/office/word/2010/wordprocessingShape" mc:Ignorable="w14 w15 w16se w16cid w16 w16cex w16sdtdh w16sdtfl w16du wp14">
+  <w:footnote w:type="separator" w:id="-1">
+    <w:p>
+      <w:pPr>
+        <w:spacing w:line="240" w:lineRule="auto"/>
+      </w:pPr>
+      <w:r>
+        <w:separator/>
+      </w:r>
+    </w:p>
+  </w:footnote>
+  <w:footnote w:type="continuationSeparator" w:id="0">
+    <w:p>
+      <w:pPr>
+        <w:spacing w:line="240" w:lineRule="auto"/>
+      </w:pPr>
+      <w:r>
+        <w:continuationSeparator/>
+      </w:r>
+    </w:p>
+  </w:footnote>
+</w:footnotes>
 </file>
 
 <file path=word/numbering.xml><?xml version="1.0" encoding="utf-8"?>
@@ -4415,6 +4635,7 @@
   <w:style w:type="character" w:default="1" w:styleId="a0">
     <w:name w:val="Default Paragraph Font"/>
     <w:uiPriority w:val="1"/>
+    <w:semiHidden/>
     <w:unhideWhenUsed/>
   </w:style>
   <w:style w:type="table" w:default="1" w:styleId="a1">
@@ -4527,6 +4748,50 @@
       <w:color w:val="800080" w:themeColor="followedHyperlink"/>
       <w:u w:val="single"/>
     </w:rPr>
+  </w:style>
+  <w:style w:type="paragraph" w:styleId="a9">
+    <w:name w:val="header"/>
+    <w:basedOn w:val="a"/>
+    <w:link w:val="aa"/>
+    <w:uiPriority w:val="99"/>
+    <w:unhideWhenUsed/>
+    <w:rsid w:val="00D73484"/>
+    <w:pPr>
+      <w:tabs>
+        <w:tab w:val="center" w:pos="4252"/>
+        <w:tab w:val="right" w:pos="8504"/>
+      </w:tabs>
+      <w:snapToGrid w:val="0"/>
+    </w:pPr>
+  </w:style>
+  <w:style w:type="character" w:customStyle="1" w:styleId="aa">
+    <w:name w:val="ヘッダー (文字)"/>
+    <w:basedOn w:val="a0"/>
+    <w:link w:val="a9"/>
+    <w:uiPriority w:val="99"/>
+    <w:rsid w:val="00D73484"/>
+  </w:style>
+  <w:style w:type="paragraph" w:styleId="ab">
+    <w:name w:val="footer"/>
+    <w:basedOn w:val="a"/>
+    <w:link w:val="ac"/>
+    <w:uiPriority w:val="99"/>
+    <w:unhideWhenUsed/>
+    <w:rsid w:val="00D73484"/>
+    <w:pPr>
+      <w:tabs>
+        <w:tab w:val="center" w:pos="4252"/>
+        <w:tab w:val="right" w:pos="8504"/>
+      </w:tabs>
+      <w:snapToGrid w:val="0"/>
+    </w:pPr>
+  </w:style>
+  <w:style w:type="character" w:customStyle="1" w:styleId="ac">
+    <w:name w:val="フッター (文字)"/>
+    <w:basedOn w:val="a0"/>
+    <w:link w:val="ab"/>
+    <w:uiPriority w:val="99"/>
+    <w:rsid w:val="00D73484"/>
   </w:style>
 </w:styles>
 </file>
